--- a/高中/英语/输出/上海高中英语知识图谱手册.docx
+++ b/高中/英语/输出/上海高中英语知识图谱手册.docx
@@ -58,7 +58,7 @@
           <w:color w:val="777777"/>
           <w:sz w:val="18"/>
         </w:rPr>
-        <w:t>1 个单元 · 1560 词条 · 5 勾间隔复习</w:t>
+        <w:t>2 个单元 · 1560 词条 · 5 勾间隔复习</w:t>
       </w:r>
     </w:p>
     <w:p>
@@ -2997,6 +2997,2832 @@
         <w:t>digital, typical, routine, scene, earn, goal, partner, improve, challenge, inspire</w:t>
       </w:r>
     </w:p>
+    <w:p>
+      <w:pPr>
+        <w:pStyle w:val="Heading2"/>
+      </w:pPr>
+      <w:r>
+        <w:t>E-1.2　Places</w:t>
+      </w:r>
+    </w:p>
+    <w:p>
+      <w:pPr>
+        <w:spacing w:before="10" w:after="10" w:line="276" w:lineRule="auto"/>
+      </w:pPr>
+      <w:r>
+        <w:rPr>
+          <w:rFonts w:ascii="Calibri" w:hAnsi="Calibri" w:eastAsia="宋体"/>
+          <w:b/>
+          <w:sz w:val="18"/>
+        </w:rPr>
+        <w:t>⚡ 先猜</w:t>
+      </w:r>
+      <w:r>
+        <w:rPr>
+          <w:rFonts w:ascii="Calibri" w:hAnsi="Calibri" w:eastAsia="宋体"/>
+          <w:b w:val="0"/>
+          <w:sz w:val="18"/>
+        </w:rPr>
+        <w:t>："I would visit the museum the next day." 里的 would 表示"过去将来"还是"客气"？</w:t>
+      </w:r>
+    </w:p>
+    <w:p>
+      <w:pPr>
+        <w:spacing w:before="120" w:after="40" w:line="276" w:lineRule="auto"/>
+      </w:pPr>
+      <w:r>
+        <w:rPr>
+          <w:rFonts w:ascii="Calibri" w:hAnsi="Calibri" w:eastAsia="宋体"/>
+          <w:b/>
+          <w:color w:val="14532D"/>
+          <w:sz w:val="21"/>
+        </w:rPr>
+        <w:t>30 秒概述</w:t>
+      </w:r>
+    </w:p>
+    <w:p>
+      <w:pPr>
+        <w:spacing w:before="10" w:after="10" w:line="276" w:lineRule="auto"/>
+      </w:pPr>
+      <w:r>
+        <w:rPr>
+          <w:rFonts w:ascii="Calibri" w:hAnsi="Calibri" w:eastAsia="宋体"/>
+          <w:b w:val="0"/>
+          <w:sz w:val="18"/>
+        </w:rPr>
+        <w:t>本单元以"地方"为主题，读一篇介绍历史名城的文章（Where history comes alive），学</w:t>
+      </w:r>
+      <w:r>
+        <w:rPr>
+          <w:rFonts w:ascii="Calibri" w:hAnsi="Calibri" w:eastAsia="宋体"/>
+          <w:b/>
+          <w:sz w:val="18"/>
+        </w:rPr>
+        <w:t>过去将来时</w:t>
+      </w:r>
+      <w:r>
+        <w:rPr>
+          <w:rFonts w:ascii="Calibri" w:hAnsi="Calibri" w:eastAsia="宋体"/>
+          <w:b w:val="0"/>
+          <w:sz w:val="18"/>
+        </w:rPr>
+        <w:t>（would do / was going to do / was about to do），写一篇</w:t>
+      </w:r>
+      <w:r>
+        <w:rPr>
+          <w:rFonts w:ascii="Calibri" w:hAnsi="Calibri" w:eastAsia="宋体"/>
+          <w:b/>
+          <w:sz w:val="18"/>
+        </w:rPr>
+        <w:t>旅行博客</w:t>
+      </w:r>
+      <w:r>
+        <w:rPr>
+          <w:rFonts w:ascii="Calibri" w:hAnsi="Calibri" w:eastAsia="宋体"/>
+          <w:b w:val="0"/>
+          <w:sz w:val="18"/>
+        </w:rPr>
+        <w:t>。词汇集中在旅行、历史遗迹与个人感受。</w:t>
+      </w:r>
+    </w:p>
+    <w:p>
+      <w:pPr>
+        <w:spacing w:before="120" w:after="40" w:line="276" w:lineRule="auto"/>
+      </w:pPr>
+      <w:r>
+        <w:rPr>
+          <w:rFonts w:ascii="Calibri" w:hAnsi="Calibri" w:eastAsia="宋体"/>
+          <w:b/>
+          <w:color w:val="14532D"/>
+          <w:sz w:val="21"/>
+        </w:rPr>
+        <w:t>30 秒自评</w:t>
+      </w:r>
+    </w:p>
+    <w:p>
+      <w:pPr>
+        <w:spacing w:before="0" w:after="0" w:line="276" w:lineRule="auto"/>
+        <w:ind w:left="198"/>
+      </w:pPr>
+      <w:r>
+        <w:rPr>
+          <w:rFonts w:ascii="Calibri" w:hAnsi="Calibri" w:eastAsia="宋体"/>
+          <w:b w:val="0"/>
+          <w:sz w:val="18"/>
+        </w:rPr>
+        <w:t>1. historic 和 historical 都能表示"历史的"吗？</w:t>
+      </w:r>
+    </w:p>
+    <w:p>
+      <w:pPr>
+        <w:spacing w:before="0" w:after="0" w:line="276" w:lineRule="auto"/>
+        <w:ind w:left="198"/>
+      </w:pPr>
+      <w:r>
+        <w:rPr>
+          <w:rFonts w:ascii="Calibri" w:hAnsi="Calibri" w:eastAsia="宋体"/>
+          <w:b w:val="0"/>
+          <w:sz w:val="18"/>
+        </w:rPr>
+        <w:t>2. "He said he would come." 中的 would 表示什么？</w:t>
+      </w:r>
+    </w:p>
+    <w:p>
+      <w:pPr>
+        <w:spacing w:before="0" w:after="0" w:line="276" w:lineRule="auto"/>
+        <w:ind w:left="198"/>
+      </w:pPr>
+      <w:r>
+        <w:rPr>
+          <w:rFonts w:ascii="Calibri" w:hAnsi="Calibri" w:eastAsia="宋体"/>
+          <w:b w:val="0"/>
+          <w:sz w:val="18"/>
+        </w:rPr>
+        <w:t>3. "be about to do" 的意思是"即将做"还是"打算做"？</w:t>
+      </w:r>
+    </w:p>
+    <w:p>
+      <w:pPr>
+        <w:spacing w:before="10" w:after="10" w:line="276" w:lineRule="auto"/>
+        <w:ind w:left="198"/>
+      </w:pPr>
+      <w:r>
+        <w:rPr>
+          <w:rFonts w:ascii="Calibri" w:hAnsi="Calibri" w:eastAsia="宋体"/>
+          <w:b/>
+          <w:color w:val="333333"/>
+          <w:sz w:val="18"/>
+        </w:rPr>
+        <w:t>答案</w:t>
+      </w:r>
+      <w:r>
+        <w:rPr>
+          <w:rFonts w:ascii="Calibri" w:hAnsi="Calibri" w:eastAsia="宋体"/>
+          <w:b w:val="0"/>
+          <w:color w:val="333333"/>
+          <w:sz w:val="18"/>
+        </w:rPr>
+        <w:t>：1. 能，但 historic 强调"有历史意义的"，historical 强调"与历史有关的"　2. 过去将来（站在过去看将来）　3. 即将做（通常不与具体时间状语连用）</w:t>
+      </w:r>
+    </w:p>
+    <w:p>
+      <w:pPr>
+        <w:spacing w:before="120" w:after="40" w:line="276" w:lineRule="auto"/>
+      </w:pPr>
+      <w:r>
+        <w:rPr>
+          <w:rFonts w:ascii="Calibri" w:hAnsi="Calibri" w:eastAsia="宋体"/>
+          <w:b/>
+          <w:color w:val="14532D"/>
+          <w:sz w:val="21"/>
+        </w:rPr>
+        <w:t>🔑 核心词汇（10）</w:t>
+      </w:r>
+    </w:p>
+    <w:p>
+      <w:pPr>
+        <w:spacing w:before="0" w:after="0" w:line="276" w:lineRule="auto"/>
+        <w:ind w:left="198"/>
+      </w:pPr>
+      <w:r>
+        <w:rPr>
+          <w:rFonts w:ascii="Calibri" w:hAnsi="Calibri" w:eastAsia="宋体"/>
+          <w:b w:val="0"/>
+          <w:sz w:val="18"/>
+        </w:rPr>
+        <w:t xml:space="preserve">• </w:t>
+      </w:r>
+      <w:r>
+        <w:rPr>
+          <w:rFonts w:ascii="Calibri" w:hAnsi="Calibri" w:eastAsia="宋体"/>
+          <w:b/>
+          <w:sz w:val="18"/>
+        </w:rPr>
+        <w:t>destination</w:t>
+      </w:r>
+      <w:r>
+        <w:rPr>
+          <w:rFonts w:ascii="Calibri" w:hAnsi="Calibri" w:eastAsia="宋体"/>
+          <w:b w:val="0"/>
+          <w:sz w:val="18"/>
+        </w:rPr>
+        <w:t xml:space="preserve"> n. 目的地：reach the </w:t>
+      </w:r>
+      <w:r>
+        <w:rPr>
+          <w:rFonts w:ascii="Calibri" w:hAnsi="Calibri" w:eastAsia="宋体"/>
+          <w:b/>
+          <w:sz w:val="18"/>
+        </w:rPr>
+        <w:t>destination</w:t>
+      </w:r>
+      <w:r>
+        <w:rPr>
+          <w:rFonts w:ascii="Calibri" w:hAnsi="Calibri" w:eastAsia="宋体"/>
+          <w:b w:val="0"/>
+          <w:sz w:val="18"/>
+        </w:rPr>
+        <w:t xml:space="preserve"> 到达目的地；a tourist </w:t>
+      </w:r>
+      <w:r>
+        <w:rPr>
+          <w:rFonts w:ascii="Calibri" w:hAnsi="Calibri" w:eastAsia="宋体"/>
+          <w:b/>
+          <w:sz w:val="18"/>
+        </w:rPr>
+        <w:t>destination</w:t>
+      </w:r>
+      <w:r>
+        <w:rPr>
+          <w:rFonts w:ascii="Calibri" w:hAnsi="Calibri" w:eastAsia="宋体"/>
+          <w:b w:val="0"/>
+          <w:sz w:val="18"/>
+        </w:rPr>
+        <w:t xml:space="preserve"> 旅游胜地</w:t>
+      </w:r>
+    </w:p>
+    <w:p>
+      <w:pPr>
+        <w:spacing w:before="0" w:after="0" w:line="276" w:lineRule="auto"/>
+        <w:ind w:left="198"/>
+      </w:pPr>
+      <w:r>
+        <w:rPr>
+          <w:rFonts w:ascii="Calibri" w:hAnsi="Calibri" w:eastAsia="宋体"/>
+          <w:b w:val="0"/>
+          <w:sz w:val="18"/>
+        </w:rPr>
+        <w:t xml:space="preserve">• </w:t>
+      </w:r>
+      <w:r>
+        <w:rPr>
+          <w:rFonts w:ascii="Calibri" w:hAnsi="Calibri" w:eastAsia="宋体"/>
+          <w:b/>
+          <w:sz w:val="18"/>
+        </w:rPr>
+        <w:t>historic</w:t>
+      </w:r>
+      <w:r>
+        <w:rPr>
+          <w:rFonts w:ascii="Calibri" w:hAnsi="Calibri" w:eastAsia="宋体"/>
+          <w:b w:val="0"/>
+          <w:sz w:val="18"/>
+        </w:rPr>
+        <w:t xml:space="preserve"> adj. 有历史意义的：a </w:t>
+      </w:r>
+      <w:r>
+        <w:rPr>
+          <w:rFonts w:ascii="Calibri" w:hAnsi="Calibri" w:eastAsia="宋体"/>
+          <w:b/>
+          <w:sz w:val="18"/>
+        </w:rPr>
+        <w:t>historic</w:t>
+      </w:r>
+      <w:r>
+        <w:rPr>
+          <w:rFonts w:ascii="Calibri" w:hAnsi="Calibri" w:eastAsia="宋体"/>
+          <w:b w:val="0"/>
+          <w:sz w:val="18"/>
+        </w:rPr>
+        <w:t xml:space="preserve"> site 历史遗址；a </w:t>
+      </w:r>
+      <w:r>
+        <w:rPr>
+          <w:rFonts w:ascii="Calibri" w:hAnsi="Calibri" w:eastAsia="宋体"/>
+          <w:b/>
+          <w:sz w:val="18"/>
+        </w:rPr>
+        <w:t>historic</w:t>
+      </w:r>
+      <w:r>
+        <w:rPr>
+          <w:rFonts w:ascii="Calibri" w:hAnsi="Calibri" w:eastAsia="宋体"/>
+          <w:b w:val="0"/>
+          <w:sz w:val="18"/>
+        </w:rPr>
+        <w:t xml:space="preserve"> moment 历史性时刻</w:t>
+      </w:r>
+    </w:p>
+    <w:p>
+      <w:pPr>
+        <w:spacing w:before="0" w:after="0" w:line="276" w:lineRule="auto"/>
+        <w:ind w:left="198"/>
+      </w:pPr>
+      <w:r>
+        <w:rPr>
+          <w:rFonts w:ascii="Calibri" w:hAnsi="Calibri" w:eastAsia="宋体"/>
+          <w:b w:val="0"/>
+          <w:sz w:val="18"/>
+        </w:rPr>
+        <w:t xml:space="preserve">• </w:t>
+      </w:r>
+      <w:r>
+        <w:rPr>
+          <w:rFonts w:ascii="Calibri" w:hAnsi="Calibri" w:eastAsia="宋体"/>
+          <w:b/>
+          <w:sz w:val="18"/>
+        </w:rPr>
+        <w:t>former</w:t>
+      </w:r>
+      <w:r>
+        <w:rPr>
+          <w:rFonts w:ascii="Calibri" w:hAnsi="Calibri" w:eastAsia="宋体"/>
+          <w:b w:val="0"/>
+          <w:sz w:val="18"/>
+        </w:rPr>
+        <w:t xml:space="preserve"> adj. 以前的：the </w:t>
+      </w:r>
+      <w:r>
+        <w:rPr>
+          <w:rFonts w:ascii="Calibri" w:hAnsi="Calibri" w:eastAsia="宋体"/>
+          <w:b/>
+          <w:sz w:val="18"/>
+        </w:rPr>
+        <w:t>former</w:t>
+      </w:r>
+      <w:r>
+        <w:rPr>
+          <w:rFonts w:ascii="Calibri" w:hAnsi="Calibri" w:eastAsia="宋体"/>
+          <w:b w:val="0"/>
+          <w:sz w:val="18"/>
+        </w:rPr>
+        <w:t xml:space="preserve"> capital 旧都；a </w:t>
+      </w:r>
+      <w:r>
+        <w:rPr>
+          <w:rFonts w:ascii="Calibri" w:hAnsi="Calibri" w:eastAsia="宋体"/>
+          <w:b/>
+          <w:sz w:val="18"/>
+        </w:rPr>
+        <w:t>former</w:t>
+      </w:r>
+      <w:r>
+        <w:rPr>
+          <w:rFonts w:ascii="Calibri" w:hAnsi="Calibri" w:eastAsia="宋体"/>
+          <w:b w:val="0"/>
+          <w:sz w:val="18"/>
+        </w:rPr>
+        <w:t xml:space="preserve"> teacher 以前的老师</w:t>
+      </w:r>
+    </w:p>
+    <w:p>
+      <w:pPr>
+        <w:spacing w:before="0" w:after="0" w:line="276" w:lineRule="auto"/>
+        <w:ind w:left="198"/>
+      </w:pPr>
+      <w:r>
+        <w:rPr>
+          <w:rFonts w:ascii="Calibri" w:hAnsi="Calibri" w:eastAsia="宋体"/>
+          <w:b w:val="0"/>
+          <w:sz w:val="18"/>
+        </w:rPr>
+        <w:t xml:space="preserve">• </w:t>
+      </w:r>
+      <w:r>
+        <w:rPr>
+          <w:rFonts w:ascii="Calibri" w:hAnsi="Calibri" w:eastAsia="宋体"/>
+          <w:b/>
+          <w:sz w:val="18"/>
+        </w:rPr>
+        <w:t>view</w:t>
+      </w:r>
+      <w:r>
+        <w:rPr>
+          <w:rFonts w:ascii="Calibri" w:hAnsi="Calibri" w:eastAsia="宋体"/>
+          <w:b w:val="0"/>
+          <w:sz w:val="18"/>
+        </w:rPr>
+        <w:t xml:space="preserve"> n. 景色；观点：a wonderful </w:t>
+      </w:r>
+      <w:r>
+        <w:rPr>
+          <w:rFonts w:ascii="Calibri" w:hAnsi="Calibri" w:eastAsia="宋体"/>
+          <w:b/>
+          <w:sz w:val="18"/>
+        </w:rPr>
+        <w:t>view</w:t>
+      </w:r>
+      <w:r>
+        <w:rPr>
+          <w:rFonts w:ascii="Calibri" w:hAnsi="Calibri" w:eastAsia="宋体"/>
+          <w:b w:val="0"/>
+          <w:sz w:val="18"/>
+        </w:rPr>
+        <w:t xml:space="preserve"> 美景；in my </w:t>
+      </w:r>
+      <w:r>
+        <w:rPr>
+          <w:rFonts w:ascii="Calibri" w:hAnsi="Calibri" w:eastAsia="宋体"/>
+          <w:b/>
+          <w:sz w:val="18"/>
+        </w:rPr>
+        <w:t>view</w:t>
+      </w:r>
+      <w:r>
+        <w:rPr>
+          <w:rFonts w:ascii="Calibri" w:hAnsi="Calibri" w:eastAsia="宋体"/>
+          <w:b w:val="0"/>
+          <w:sz w:val="18"/>
+        </w:rPr>
+        <w:t xml:space="preserve"> 在我看来</w:t>
+      </w:r>
+    </w:p>
+    <w:p>
+      <w:pPr>
+        <w:spacing w:before="0" w:after="0" w:line="276" w:lineRule="auto"/>
+        <w:ind w:left="198"/>
+      </w:pPr>
+      <w:r>
+        <w:rPr>
+          <w:rFonts w:ascii="Calibri" w:hAnsi="Calibri" w:eastAsia="宋体"/>
+          <w:b w:val="0"/>
+          <w:sz w:val="18"/>
+        </w:rPr>
+        <w:t xml:space="preserve">• </w:t>
+      </w:r>
+      <w:r>
+        <w:rPr>
+          <w:rFonts w:ascii="Calibri" w:hAnsi="Calibri" w:eastAsia="宋体"/>
+          <w:b/>
+          <w:sz w:val="18"/>
+        </w:rPr>
+        <w:t>memory</w:t>
+      </w:r>
+      <w:r>
+        <w:rPr>
+          <w:rFonts w:ascii="Calibri" w:hAnsi="Calibri" w:eastAsia="宋体"/>
+          <w:b w:val="0"/>
+          <w:sz w:val="18"/>
+        </w:rPr>
+        <w:t xml:space="preserve"> n. 记忆：childhood </w:t>
+      </w:r>
+      <w:r>
+        <w:rPr>
+          <w:rFonts w:ascii="Calibri" w:hAnsi="Calibri" w:eastAsia="宋体"/>
+          <w:b/>
+          <w:sz w:val="18"/>
+        </w:rPr>
+        <w:t>memories</w:t>
+      </w:r>
+      <w:r>
+        <w:rPr>
+          <w:rFonts w:ascii="Calibri" w:hAnsi="Calibri" w:eastAsia="宋体"/>
+          <w:b w:val="0"/>
+          <w:sz w:val="18"/>
+        </w:rPr>
+        <w:t xml:space="preserve"> 童年记忆；in </w:t>
+      </w:r>
+      <w:r>
+        <w:rPr>
+          <w:rFonts w:ascii="Calibri" w:hAnsi="Calibri" w:eastAsia="宋体"/>
+          <w:b/>
+          <w:sz w:val="18"/>
+        </w:rPr>
+        <w:t>memory</w:t>
+      </w:r>
+      <w:r>
+        <w:rPr>
+          <w:rFonts w:ascii="Calibri" w:hAnsi="Calibri" w:eastAsia="宋体"/>
+          <w:b w:val="0"/>
+          <w:sz w:val="18"/>
+        </w:rPr>
+        <w:t xml:space="preserve"> of 为了纪念</w:t>
+      </w:r>
+    </w:p>
+    <w:p>
+      <w:pPr>
+        <w:spacing w:before="0" w:after="0" w:line="276" w:lineRule="auto"/>
+        <w:ind w:left="198"/>
+      </w:pPr>
+      <w:r>
+        <w:rPr>
+          <w:rFonts w:ascii="Calibri" w:hAnsi="Calibri" w:eastAsia="宋体"/>
+          <w:b w:val="0"/>
+          <w:sz w:val="18"/>
+        </w:rPr>
+        <w:t xml:space="preserve">• </w:t>
+      </w:r>
+      <w:r>
+        <w:rPr>
+          <w:rFonts w:ascii="Calibri" w:hAnsi="Calibri" w:eastAsia="宋体"/>
+          <w:b/>
+          <w:sz w:val="18"/>
+        </w:rPr>
+        <w:t>contribute</w:t>
+      </w:r>
+      <w:r>
+        <w:rPr>
+          <w:rFonts w:ascii="Calibri" w:hAnsi="Calibri" w:eastAsia="宋体"/>
+          <w:b w:val="0"/>
+          <w:sz w:val="18"/>
+        </w:rPr>
+        <w:t xml:space="preserve"> v. 贡献；促成：</w:t>
+      </w:r>
+      <w:r>
+        <w:rPr>
+          <w:rFonts w:ascii="Calibri" w:hAnsi="Calibri" w:eastAsia="宋体"/>
+          <w:b/>
+          <w:sz w:val="18"/>
+        </w:rPr>
+        <w:t>contribute</w:t>
+      </w:r>
+      <w:r>
+        <w:rPr>
+          <w:rFonts w:ascii="Calibri" w:hAnsi="Calibri" w:eastAsia="宋体"/>
+          <w:b w:val="0"/>
+          <w:sz w:val="18"/>
+        </w:rPr>
+        <w:t xml:space="preserve"> to 有助于；</w:t>
+      </w:r>
+      <w:r>
+        <w:rPr>
+          <w:rFonts w:ascii="Calibri" w:hAnsi="Calibri" w:eastAsia="宋体"/>
+          <w:b/>
+          <w:sz w:val="18"/>
+        </w:rPr>
+        <w:t>contribute</w:t>
+      </w:r>
+      <w:r>
+        <w:rPr>
+          <w:rFonts w:ascii="Calibri" w:hAnsi="Calibri" w:eastAsia="宋体"/>
+          <w:b w:val="0"/>
+          <w:sz w:val="18"/>
+        </w:rPr>
+        <w:t xml:space="preserve"> money 捐钱</w:t>
+      </w:r>
+    </w:p>
+    <w:p>
+      <w:pPr>
+        <w:spacing w:before="0" w:after="0" w:line="276" w:lineRule="auto"/>
+        <w:ind w:left="198"/>
+      </w:pPr>
+      <w:r>
+        <w:rPr>
+          <w:rFonts w:ascii="Calibri" w:hAnsi="Calibri" w:eastAsia="宋体"/>
+          <w:b w:val="0"/>
+          <w:sz w:val="18"/>
+        </w:rPr>
+        <w:t xml:space="preserve">• </w:t>
+      </w:r>
+      <w:r>
+        <w:rPr>
+          <w:rFonts w:ascii="Calibri" w:hAnsi="Calibri" w:eastAsia="宋体"/>
+          <w:b/>
+          <w:sz w:val="18"/>
+        </w:rPr>
+        <w:t>opportunity</w:t>
+      </w:r>
+      <w:r>
+        <w:rPr>
+          <w:rFonts w:ascii="Calibri" w:hAnsi="Calibri" w:eastAsia="宋体"/>
+          <w:b w:val="0"/>
+          <w:sz w:val="18"/>
+        </w:rPr>
+        <w:t xml:space="preserve"> n. 机会：a golden </w:t>
+      </w:r>
+      <w:r>
+        <w:rPr>
+          <w:rFonts w:ascii="Calibri" w:hAnsi="Calibri" w:eastAsia="宋体"/>
+          <w:b/>
+          <w:sz w:val="18"/>
+        </w:rPr>
+        <w:t>opportunity</w:t>
+      </w:r>
+      <w:r>
+        <w:rPr>
+          <w:rFonts w:ascii="Calibri" w:hAnsi="Calibri" w:eastAsia="宋体"/>
+          <w:b w:val="0"/>
+          <w:sz w:val="18"/>
+        </w:rPr>
+        <w:t xml:space="preserve"> 绝佳机会；take the </w:t>
+      </w:r>
+      <w:r>
+        <w:rPr>
+          <w:rFonts w:ascii="Calibri" w:hAnsi="Calibri" w:eastAsia="宋体"/>
+          <w:b/>
+          <w:sz w:val="18"/>
+        </w:rPr>
+        <w:t>opportunity</w:t>
+      </w:r>
+      <w:r>
+        <w:rPr>
+          <w:rFonts w:ascii="Calibri" w:hAnsi="Calibri" w:eastAsia="宋体"/>
+          <w:b w:val="0"/>
+          <w:sz w:val="18"/>
+        </w:rPr>
+        <w:t xml:space="preserve"> to do 趁机做</w:t>
+      </w:r>
+    </w:p>
+    <w:p>
+      <w:pPr>
+        <w:spacing w:before="0" w:after="0" w:line="276" w:lineRule="auto"/>
+        <w:ind w:left="198"/>
+      </w:pPr>
+      <w:r>
+        <w:rPr>
+          <w:rFonts w:ascii="Calibri" w:hAnsi="Calibri" w:eastAsia="宋体"/>
+          <w:b w:val="0"/>
+          <w:sz w:val="18"/>
+        </w:rPr>
+        <w:t xml:space="preserve">• </w:t>
+      </w:r>
+      <w:r>
+        <w:rPr>
+          <w:rFonts w:ascii="Calibri" w:hAnsi="Calibri" w:eastAsia="宋体"/>
+          <w:b/>
+          <w:sz w:val="18"/>
+        </w:rPr>
+        <w:t>transport</w:t>
+      </w:r>
+      <w:r>
+        <w:rPr>
+          <w:rFonts w:ascii="Calibri" w:hAnsi="Calibri" w:eastAsia="宋体"/>
+          <w:b w:val="0"/>
+          <w:sz w:val="18"/>
+        </w:rPr>
+        <w:t xml:space="preserve"> n./v. 交通；运输：public </w:t>
+      </w:r>
+      <w:r>
+        <w:rPr>
+          <w:rFonts w:ascii="Calibri" w:hAnsi="Calibri" w:eastAsia="宋体"/>
+          <w:b/>
+          <w:sz w:val="18"/>
+        </w:rPr>
+        <w:t>transport</w:t>
+      </w:r>
+      <w:r>
+        <w:rPr>
+          <w:rFonts w:ascii="Calibri" w:hAnsi="Calibri" w:eastAsia="宋体"/>
+          <w:b w:val="0"/>
+          <w:sz w:val="18"/>
+        </w:rPr>
+        <w:t xml:space="preserve"> 公共交通；</w:t>
+      </w:r>
+      <w:r>
+        <w:rPr>
+          <w:rFonts w:ascii="Calibri" w:hAnsi="Calibri" w:eastAsia="宋体"/>
+          <w:b/>
+          <w:sz w:val="18"/>
+        </w:rPr>
+        <w:t>transport</w:t>
+      </w:r>
+      <w:r>
+        <w:rPr>
+          <w:rFonts w:ascii="Calibri" w:hAnsi="Calibri" w:eastAsia="宋体"/>
+          <w:b w:val="0"/>
+          <w:sz w:val="18"/>
+        </w:rPr>
+        <w:t xml:space="preserve"> goods 运输货物</w:t>
+      </w:r>
+    </w:p>
+    <w:p>
+      <w:pPr>
+        <w:spacing w:before="0" w:after="0" w:line="276" w:lineRule="auto"/>
+        <w:ind w:left="198"/>
+      </w:pPr>
+      <w:r>
+        <w:rPr>
+          <w:rFonts w:ascii="Calibri" w:hAnsi="Calibri" w:eastAsia="宋体"/>
+          <w:b w:val="0"/>
+          <w:sz w:val="18"/>
+        </w:rPr>
+        <w:t xml:space="preserve">• </w:t>
+      </w:r>
+      <w:r>
+        <w:rPr>
+          <w:rFonts w:ascii="Calibri" w:hAnsi="Calibri" w:eastAsia="宋体"/>
+          <w:b/>
+          <w:sz w:val="18"/>
+        </w:rPr>
+        <w:t>disappoint</w:t>
+      </w:r>
+      <w:r>
+        <w:rPr>
+          <w:rFonts w:ascii="Calibri" w:hAnsi="Calibri" w:eastAsia="宋体"/>
+          <w:b w:val="0"/>
+          <w:sz w:val="18"/>
+        </w:rPr>
+        <w:t xml:space="preserve"> v. 使失望：be </w:t>
+      </w:r>
+      <w:r>
+        <w:rPr>
+          <w:rFonts w:ascii="Calibri" w:hAnsi="Calibri" w:eastAsia="宋体"/>
+          <w:b/>
+          <w:sz w:val="18"/>
+        </w:rPr>
+        <w:t>disappointed</w:t>
+      </w:r>
+      <w:r>
+        <w:rPr>
+          <w:rFonts w:ascii="Calibri" w:hAnsi="Calibri" w:eastAsia="宋体"/>
+          <w:b w:val="0"/>
+          <w:sz w:val="18"/>
+        </w:rPr>
+        <w:t xml:space="preserve"> at 对……失望；a </w:t>
+      </w:r>
+      <w:r>
+        <w:rPr>
+          <w:rFonts w:ascii="Calibri" w:hAnsi="Calibri" w:eastAsia="宋体"/>
+          <w:b/>
+          <w:sz w:val="18"/>
+        </w:rPr>
+        <w:t>disappointing</w:t>
+      </w:r>
+      <w:r>
+        <w:rPr>
+          <w:rFonts w:ascii="Calibri" w:hAnsi="Calibri" w:eastAsia="宋体"/>
+          <w:b w:val="0"/>
+          <w:sz w:val="18"/>
+        </w:rPr>
+        <w:t xml:space="preserve"> result 令人失望的结果</w:t>
+      </w:r>
+    </w:p>
+    <w:p>
+      <w:pPr>
+        <w:spacing w:before="0" w:after="0" w:line="276" w:lineRule="auto"/>
+        <w:ind w:left="198"/>
+      </w:pPr>
+      <w:r>
+        <w:rPr>
+          <w:rFonts w:ascii="Calibri" w:hAnsi="Calibri" w:eastAsia="宋体"/>
+          <w:b w:val="0"/>
+          <w:sz w:val="18"/>
+        </w:rPr>
+        <w:t xml:space="preserve">• </w:t>
+      </w:r>
+      <w:r>
+        <w:rPr>
+          <w:rFonts w:ascii="Calibri" w:hAnsi="Calibri" w:eastAsia="宋体"/>
+          <w:b/>
+          <w:sz w:val="18"/>
+        </w:rPr>
+        <w:t>adventure</w:t>
+      </w:r>
+      <w:r>
+        <w:rPr>
+          <w:rFonts w:ascii="Calibri" w:hAnsi="Calibri" w:eastAsia="宋体"/>
+          <w:b w:val="0"/>
+          <w:sz w:val="18"/>
+        </w:rPr>
+        <w:t xml:space="preserve"> n. 冒险：an </w:t>
+      </w:r>
+      <w:r>
+        <w:rPr>
+          <w:rFonts w:ascii="Calibri" w:hAnsi="Calibri" w:eastAsia="宋体"/>
+          <w:b/>
+          <w:sz w:val="18"/>
+        </w:rPr>
+        <w:t>adventure</w:t>
+      </w:r>
+      <w:r>
+        <w:rPr>
+          <w:rFonts w:ascii="Calibri" w:hAnsi="Calibri" w:eastAsia="宋体"/>
+          <w:b w:val="0"/>
+          <w:sz w:val="18"/>
+        </w:rPr>
+        <w:t xml:space="preserve"> story 冒险故事；go on an </w:t>
+      </w:r>
+      <w:r>
+        <w:rPr>
+          <w:rFonts w:ascii="Calibri" w:hAnsi="Calibri" w:eastAsia="宋体"/>
+          <w:b/>
+          <w:sz w:val="18"/>
+        </w:rPr>
+        <w:t>adventure</w:t>
+      </w:r>
+      <w:r>
+        <w:rPr>
+          <w:rFonts w:ascii="Calibri" w:hAnsi="Calibri" w:eastAsia="宋体"/>
+          <w:b w:val="0"/>
+          <w:sz w:val="18"/>
+        </w:rPr>
+        <w:t xml:space="preserve"> 去冒险</w:t>
+      </w:r>
+    </w:p>
+    <w:p>
+      <w:pPr>
+        <w:spacing w:before="120" w:after="40" w:line="276" w:lineRule="auto"/>
+      </w:pPr>
+      <w:r>
+        <w:rPr>
+          <w:rFonts w:ascii="Calibri" w:hAnsi="Calibri" w:eastAsia="宋体"/>
+          <w:b/>
+          <w:color w:val="14532D"/>
+          <w:sz w:val="21"/>
+        </w:rPr>
+        <w:t>🧩 短语与搭配（8）</w:t>
+      </w:r>
+    </w:p>
+    <w:tbl>
+      <w:tblPr>
+        <w:tblStyle w:val="TableGrid"/>
+        <w:tblW w:type="auto" w:w="0"/>
+        <w:jc w:val="center"/>
+        <w:tblLook w:firstColumn="1" w:firstRow="1" w:lastColumn="0" w:lastRow="0" w:noHBand="0" w:noVBand="1" w:val="04A0"/>
+      </w:tblPr>
+      <w:tblGrid>
+        <w:gridCol w:w="3324"/>
+        <w:gridCol w:w="3324"/>
+        <w:gridCol w:w="3324"/>
+      </w:tblGrid>
+      <w:tr>
+        <w:tc>
+          <w:tcPr>
+            <w:tcW w:type="dxa" w:w="3324"/>
+          </w:tcPr>
+          <w:p>
+            <w:pPr>
+              <w:spacing w:before="0" w:after="0"/>
+            </w:pPr>
+            <w:r>
+              <w:rPr>
+                <w:rFonts w:ascii="Calibri" w:hAnsi="Calibri" w:eastAsia="宋体"/>
+                <w:b/>
+                <w:sz w:val="16"/>
+              </w:rPr>
+              <w:t>短语</w:t>
+            </w:r>
+          </w:p>
+        </w:tc>
+        <w:tc>
+          <w:tcPr>
+            <w:tcW w:type="dxa" w:w="3324"/>
+          </w:tcPr>
+          <w:p>
+            <w:pPr>
+              <w:spacing w:before="0" w:after="0"/>
+            </w:pPr>
+            <w:r>
+              <w:rPr>
+                <w:rFonts w:ascii="Calibri" w:hAnsi="Calibri" w:eastAsia="宋体"/>
+                <w:b/>
+                <w:sz w:val="16"/>
+              </w:rPr>
+              <w:t>意思</w:t>
+            </w:r>
+          </w:p>
+        </w:tc>
+        <w:tc>
+          <w:tcPr>
+            <w:tcW w:type="dxa" w:w="3324"/>
+          </w:tcPr>
+          <w:p>
+            <w:pPr>
+              <w:spacing w:before="0" w:after="0"/>
+            </w:pPr>
+            <w:r>
+              <w:rPr>
+                <w:rFonts w:ascii="Calibri" w:hAnsi="Calibri" w:eastAsia="宋体"/>
+                <w:b/>
+                <w:sz w:val="16"/>
+              </w:rPr>
+              <w:t>例句</w:t>
+            </w:r>
+          </w:p>
+        </w:tc>
+      </w:tr>
+      <w:tr>
+        <w:tc>
+          <w:tcPr>
+            <w:tcW w:type="dxa" w:w="3324"/>
+          </w:tcPr>
+          <w:p>
+            <w:pPr>
+              <w:spacing w:before="0" w:after="0"/>
+            </w:pPr>
+            <w:r>
+              <w:rPr>
+                <w:rFonts w:ascii="Calibri" w:hAnsi="Calibri" w:eastAsia="宋体"/>
+                <w:b w:val="0"/>
+                <w:sz w:val="16"/>
+              </w:rPr>
+              <w:t>be famous for</w:t>
+            </w:r>
+          </w:p>
+        </w:tc>
+        <w:tc>
+          <w:tcPr>
+            <w:tcW w:type="dxa" w:w="3324"/>
+          </w:tcPr>
+          <w:p>
+            <w:pPr>
+              <w:spacing w:before="0" w:after="0"/>
+            </w:pPr>
+            <w:r>
+              <w:rPr>
+                <w:rFonts w:ascii="Calibri" w:hAnsi="Calibri" w:eastAsia="宋体"/>
+                <w:b w:val="0"/>
+                <w:sz w:val="16"/>
+              </w:rPr>
+              <w:t>因……而闻名</w:t>
+            </w:r>
+          </w:p>
+        </w:tc>
+        <w:tc>
+          <w:tcPr>
+            <w:tcW w:type="dxa" w:w="3324"/>
+          </w:tcPr>
+          <w:p>
+            <w:pPr>
+              <w:spacing w:before="0" w:after="0"/>
+            </w:pPr>
+            <w:r>
+              <w:rPr>
+                <w:rFonts w:ascii="Calibri" w:hAnsi="Calibri" w:eastAsia="宋体"/>
+                <w:b w:val="0"/>
+                <w:sz w:val="16"/>
+              </w:rPr>
+              <w:t>The city is famous for its old bridges.</w:t>
+            </w:r>
+          </w:p>
+        </w:tc>
+      </w:tr>
+      <w:tr>
+        <w:tc>
+          <w:tcPr>
+            <w:tcW w:type="dxa" w:w="3324"/>
+          </w:tcPr>
+          <w:p>
+            <w:pPr>
+              <w:spacing w:before="0" w:after="0"/>
+            </w:pPr>
+            <w:r>
+              <w:rPr>
+                <w:rFonts w:ascii="Calibri" w:hAnsi="Calibri" w:eastAsia="宋体"/>
+                <w:b w:val="0"/>
+                <w:sz w:val="16"/>
+              </w:rPr>
+              <w:t>date back to</w:t>
+            </w:r>
+          </w:p>
+        </w:tc>
+        <w:tc>
+          <w:tcPr>
+            <w:tcW w:type="dxa" w:w="3324"/>
+          </w:tcPr>
+          <w:p>
+            <w:pPr>
+              <w:spacing w:before="0" w:after="0"/>
+            </w:pPr>
+            <w:r>
+              <w:rPr>
+                <w:rFonts w:ascii="Calibri" w:hAnsi="Calibri" w:eastAsia="宋体"/>
+                <w:b w:val="0"/>
+                <w:sz w:val="16"/>
+              </w:rPr>
+              <w:t>追溯到</w:t>
+            </w:r>
+          </w:p>
+        </w:tc>
+        <w:tc>
+          <w:tcPr>
+            <w:tcW w:type="dxa" w:w="3324"/>
+          </w:tcPr>
+          <w:p>
+            <w:pPr>
+              <w:spacing w:before="0" w:after="0"/>
+            </w:pPr>
+            <w:r>
+              <w:rPr>
+                <w:rFonts w:ascii="Calibri" w:hAnsi="Calibri" w:eastAsia="宋体"/>
+                <w:b w:val="0"/>
+                <w:sz w:val="16"/>
+              </w:rPr>
+              <w:t>The temple dates back to the Tang Dynasty.</w:t>
+            </w:r>
+          </w:p>
+        </w:tc>
+      </w:tr>
+      <w:tr>
+        <w:tc>
+          <w:tcPr>
+            <w:tcW w:type="dxa" w:w="3324"/>
+          </w:tcPr>
+          <w:p>
+            <w:pPr>
+              <w:spacing w:before="0" w:after="0"/>
+            </w:pPr>
+            <w:r>
+              <w:rPr>
+                <w:rFonts w:ascii="Calibri" w:hAnsi="Calibri" w:eastAsia="宋体"/>
+                <w:b w:val="0"/>
+                <w:sz w:val="16"/>
+              </w:rPr>
+              <w:t>in memory of</w:t>
+            </w:r>
+          </w:p>
+        </w:tc>
+        <w:tc>
+          <w:tcPr>
+            <w:tcW w:type="dxa" w:w="3324"/>
+          </w:tcPr>
+          <w:p>
+            <w:pPr>
+              <w:spacing w:before="0" w:after="0"/>
+            </w:pPr>
+            <w:r>
+              <w:rPr>
+                <w:rFonts w:ascii="Calibri" w:hAnsi="Calibri" w:eastAsia="宋体"/>
+                <w:b w:val="0"/>
+                <w:sz w:val="16"/>
+              </w:rPr>
+              <w:t>为了纪念</w:t>
+            </w:r>
+          </w:p>
+        </w:tc>
+        <w:tc>
+          <w:tcPr>
+            <w:tcW w:type="dxa" w:w="3324"/>
+          </w:tcPr>
+          <w:p>
+            <w:pPr>
+              <w:spacing w:before="0" w:after="0"/>
+            </w:pPr>
+            <w:r>
+              <w:rPr>
+                <w:rFonts w:ascii="Calibri" w:hAnsi="Calibri" w:eastAsia="宋体"/>
+                <w:b w:val="0"/>
+                <w:sz w:val="16"/>
+              </w:rPr>
+              <w:t>The statue was built in memory of the poet.</w:t>
+            </w:r>
+          </w:p>
+        </w:tc>
+      </w:tr>
+      <w:tr>
+        <w:tc>
+          <w:tcPr>
+            <w:tcW w:type="dxa" w:w="3324"/>
+          </w:tcPr>
+          <w:p>
+            <w:pPr>
+              <w:spacing w:before="0" w:after="0"/>
+            </w:pPr>
+            <w:r>
+              <w:rPr>
+                <w:rFonts w:ascii="Calibri" w:hAnsi="Calibri" w:eastAsia="宋体"/>
+                <w:b w:val="0"/>
+                <w:sz w:val="16"/>
+              </w:rPr>
+              <w:t>contribute to</w:t>
+            </w:r>
+          </w:p>
+        </w:tc>
+        <w:tc>
+          <w:tcPr>
+            <w:tcW w:type="dxa" w:w="3324"/>
+          </w:tcPr>
+          <w:p>
+            <w:pPr>
+              <w:spacing w:before="0" w:after="0"/>
+            </w:pPr>
+            <w:r>
+              <w:rPr>
+                <w:rFonts w:ascii="Calibri" w:hAnsi="Calibri" w:eastAsia="宋体"/>
+                <w:b w:val="0"/>
+                <w:sz w:val="16"/>
+              </w:rPr>
+              <w:t>有助于；促成</w:t>
+            </w:r>
+          </w:p>
+        </w:tc>
+        <w:tc>
+          <w:tcPr>
+            <w:tcW w:type="dxa" w:w="3324"/>
+          </w:tcPr>
+          <w:p>
+            <w:pPr>
+              <w:spacing w:before="0" w:after="0"/>
+            </w:pPr>
+            <w:r>
+              <w:rPr>
+                <w:rFonts w:ascii="Calibri" w:hAnsi="Calibri" w:eastAsia="宋体"/>
+                <w:b w:val="0"/>
+                <w:sz w:val="16"/>
+              </w:rPr>
+              <w:t>Tourism contributes to the local economy.</w:t>
+            </w:r>
+          </w:p>
+        </w:tc>
+      </w:tr>
+      <w:tr>
+        <w:tc>
+          <w:tcPr>
+            <w:tcW w:type="dxa" w:w="3324"/>
+          </w:tcPr>
+          <w:p>
+            <w:pPr>
+              <w:spacing w:before="0" w:after="0"/>
+            </w:pPr>
+            <w:r>
+              <w:rPr>
+                <w:rFonts w:ascii="Calibri" w:hAnsi="Calibri" w:eastAsia="宋体"/>
+                <w:b w:val="0"/>
+                <w:sz w:val="16"/>
+              </w:rPr>
+              <w:t>take the opportunity to do</w:t>
+            </w:r>
+          </w:p>
+        </w:tc>
+        <w:tc>
+          <w:tcPr>
+            <w:tcW w:type="dxa" w:w="3324"/>
+          </w:tcPr>
+          <w:p>
+            <w:pPr>
+              <w:spacing w:before="0" w:after="0"/>
+            </w:pPr>
+            <w:r>
+              <w:rPr>
+                <w:rFonts w:ascii="Calibri" w:hAnsi="Calibri" w:eastAsia="宋体"/>
+                <w:b w:val="0"/>
+                <w:sz w:val="16"/>
+              </w:rPr>
+              <w:t>趁机做</w:t>
+            </w:r>
+          </w:p>
+        </w:tc>
+        <w:tc>
+          <w:tcPr>
+            <w:tcW w:type="dxa" w:w="3324"/>
+          </w:tcPr>
+          <w:p>
+            <w:pPr>
+              <w:spacing w:before="0" w:after="0"/>
+            </w:pPr>
+            <w:r>
+              <w:rPr>
+                <w:rFonts w:ascii="Calibri" w:hAnsi="Calibri" w:eastAsia="宋体"/>
+                <w:b w:val="0"/>
+                <w:sz w:val="16"/>
+              </w:rPr>
+              <w:t>We took the opportunity to visit the old town.</w:t>
+            </w:r>
+          </w:p>
+        </w:tc>
+      </w:tr>
+      <w:tr>
+        <w:tc>
+          <w:tcPr>
+            <w:tcW w:type="dxa" w:w="3324"/>
+          </w:tcPr>
+          <w:p>
+            <w:pPr>
+              <w:spacing w:before="0" w:after="0"/>
+            </w:pPr>
+            <w:r>
+              <w:rPr>
+                <w:rFonts w:ascii="Calibri" w:hAnsi="Calibri" w:eastAsia="宋体"/>
+                <w:b w:val="0"/>
+                <w:sz w:val="16"/>
+              </w:rPr>
+              <w:t>be worth visiting</w:t>
+            </w:r>
+          </w:p>
+        </w:tc>
+        <w:tc>
+          <w:tcPr>
+            <w:tcW w:type="dxa" w:w="3324"/>
+          </w:tcPr>
+          <w:p>
+            <w:pPr>
+              <w:spacing w:before="0" w:after="0"/>
+            </w:pPr>
+            <w:r>
+              <w:rPr>
+                <w:rFonts w:ascii="Calibri" w:hAnsi="Calibri" w:eastAsia="宋体"/>
+                <w:b w:val="0"/>
+                <w:sz w:val="16"/>
+              </w:rPr>
+              <w:t>值得参观</w:t>
+            </w:r>
+          </w:p>
+        </w:tc>
+        <w:tc>
+          <w:tcPr>
+            <w:tcW w:type="dxa" w:w="3324"/>
+          </w:tcPr>
+          <w:p>
+            <w:pPr>
+              <w:spacing w:before="0" w:after="0"/>
+            </w:pPr>
+            <w:r>
+              <w:rPr>
+                <w:rFonts w:ascii="Calibri" w:hAnsi="Calibri" w:eastAsia="宋体"/>
+                <w:b w:val="0"/>
+                <w:sz w:val="16"/>
+              </w:rPr>
+              <w:t>The museum is worth visiting.</w:t>
+            </w:r>
+          </w:p>
+        </w:tc>
+      </w:tr>
+      <w:tr>
+        <w:tc>
+          <w:tcPr>
+            <w:tcW w:type="dxa" w:w="3324"/>
+          </w:tcPr>
+          <w:p>
+            <w:pPr>
+              <w:spacing w:before="0" w:after="0"/>
+            </w:pPr>
+            <w:r>
+              <w:rPr>
+                <w:rFonts w:ascii="Calibri" w:hAnsi="Calibri" w:eastAsia="宋体"/>
+                <w:b w:val="0"/>
+                <w:sz w:val="16"/>
+              </w:rPr>
+              <w:t>get around</w:t>
+            </w:r>
+          </w:p>
+        </w:tc>
+        <w:tc>
+          <w:tcPr>
+            <w:tcW w:type="dxa" w:w="3324"/>
+          </w:tcPr>
+          <w:p>
+            <w:pPr>
+              <w:spacing w:before="0" w:after="0"/>
+            </w:pPr>
+            <w:r>
+              <w:rPr>
+                <w:rFonts w:ascii="Calibri" w:hAnsi="Calibri" w:eastAsia="宋体"/>
+                <w:b w:val="0"/>
+                <w:sz w:val="16"/>
+              </w:rPr>
+              <w:t>四处走动</w:t>
+            </w:r>
+          </w:p>
+        </w:tc>
+        <w:tc>
+          <w:tcPr>
+            <w:tcW w:type="dxa" w:w="3324"/>
+          </w:tcPr>
+          <w:p>
+            <w:pPr>
+              <w:spacing w:before="0" w:after="0"/>
+            </w:pPr>
+            <w:r>
+              <w:rPr>
+                <w:rFonts w:ascii="Calibri" w:hAnsi="Calibri" w:eastAsia="宋体"/>
+                <w:b w:val="0"/>
+                <w:sz w:val="16"/>
+              </w:rPr>
+              <w:t>It is easy to get around the city by bike.</w:t>
+            </w:r>
+          </w:p>
+        </w:tc>
+      </w:tr>
+      <w:tr>
+        <w:tc>
+          <w:tcPr>
+            <w:tcW w:type="dxa" w:w="3324"/>
+          </w:tcPr>
+          <w:p>
+            <w:pPr>
+              <w:spacing w:before="0" w:after="0"/>
+            </w:pPr>
+            <w:r>
+              <w:rPr>
+                <w:rFonts w:ascii="Calibri" w:hAnsi="Calibri" w:eastAsia="宋体"/>
+                <w:b w:val="0"/>
+                <w:sz w:val="16"/>
+              </w:rPr>
+              <w:t>in the distance</w:t>
+            </w:r>
+          </w:p>
+        </w:tc>
+        <w:tc>
+          <w:tcPr>
+            <w:tcW w:type="dxa" w:w="3324"/>
+          </w:tcPr>
+          <w:p>
+            <w:pPr>
+              <w:spacing w:before="0" w:after="0"/>
+            </w:pPr>
+            <w:r>
+              <w:rPr>
+                <w:rFonts w:ascii="Calibri" w:hAnsi="Calibri" w:eastAsia="宋体"/>
+                <w:b w:val="0"/>
+                <w:sz w:val="16"/>
+              </w:rPr>
+              <w:t>在远处</w:t>
+            </w:r>
+          </w:p>
+        </w:tc>
+        <w:tc>
+          <w:tcPr>
+            <w:tcW w:type="dxa" w:w="3324"/>
+          </w:tcPr>
+          <w:p>
+            <w:pPr>
+              <w:spacing w:before="0" w:after="0"/>
+            </w:pPr>
+            <w:r>
+              <w:rPr>
+                <w:rFonts w:ascii="Calibri" w:hAnsi="Calibri" w:eastAsia="宋体"/>
+                <w:b w:val="0"/>
+                <w:sz w:val="16"/>
+              </w:rPr>
+              <w:t>We saw a tower in the distance.</w:t>
+            </w:r>
+          </w:p>
+        </w:tc>
+      </w:tr>
+    </w:tbl>
+    <w:p>
+      <w:pPr>
+        <w:spacing w:after="0"/>
+      </w:pPr>
+    </w:p>
+    <w:p>
+      <w:pPr>
+        <w:spacing w:before="120" w:after="40" w:line="276" w:lineRule="auto"/>
+      </w:pPr>
+      <w:r>
+        <w:rPr>
+          <w:rFonts w:ascii="Calibri" w:hAnsi="Calibri" w:eastAsia="宋体"/>
+          <w:b/>
+          <w:color w:val="14532D"/>
+          <w:sz w:val="21"/>
+        </w:rPr>
+        <w:t>📐 语法：过去将来时</w:t>
+      </w:r>
+    </w:p>
+    <w:p>
+      <w:pPr>
+        <w:spacing w:before="10" w:after="10" w:line="276" w:lineRule="auto"/>
+      </w:pPr>
+      <w:r>
+        <w:rPr>
+          <w:rFonts w:ascii="Calibri" w:hAnsi="Calibri" w:eastAsia="宋体"/>
+          <w:b/>
+          <w:sz w:val="18"/>
+        </w:rPr>
+        <w:t>结构</w:t>
+      </w:r>
+      <w:r>
+        <w:rPr>
+          <w:rFonts w:ascii="Calibri" w:hAnsi="Calibri" w:eastAsia="宋体"/>
+          <w:b w:val="0"/>
+          <w:sz w:val="18"/>
+        </w:rPr>
+        <w:t>：would + 动词原形；was / were going to + 动词原形；was / were about to + 动词原形</w:t>
+      </w:r>
+    </w:p>
+    <w:tbl>
+      <w:tblPr>
+        <w:tblStyle w:val="TableGrid"/>
+        <w:tblW w:type="auto" w:w="0"/>
+        <w:jc w:val="center"/>
+        <w:tblLook w:firstColumn="1" w:firstRow="1" w:lastColumn="0" w:lastRow="0" w:noHBand="0" w:noVBand="1" w:val="04A0"/>
+      </w:tblPr>
+      <w:tblGrid>
+        <w:gridCol w:w="3324"/>
+        <w:gridCol w:w="3324"/>
+        <w:gridCol w:w="3324"/>
+      </w:tblGrid>
+      <w:tr>
+        <w:tc>
+          <w:tcPr>
+            <w:tcW w:type="dxa" w:w="3324"/>
+          </w:tcPr>
+          <w:p>
+            <w:pPr>
+              <w:spacing w:before="0" w:after="0"/>
+            </w:pPr>
+            <w:r>
+              <w:rPr>
+                <w:rFonts w:ascii="Calibri" w:hAnsi="Calibri" w:eastAsia="宋体"/>
+                <w:b/>
+                <w:sz w:val="16"/>
+              </w:rPr>
+              <w:t>形式</w:t>
+            </w:r>
+          </w:p>
+        </w:tc>
+        <w:tc>
+          <w:tcPr>
+            <w:tcW w:type="dxa" w:w="3324"/>
+          </w:tcPr>
+          <w:p>
+            <w:pPr>
+              <w:spacing w:before="0" w:after="0"/>
+            </w:pPr>
+            <w:r>
+              <w:rPr>
+                <w:rFonts w:ascii="Calibri" w:hAnsi="Calibri" w:eastAsia="宋体"/>
+                <w:b/>
+                <w:sz w:val="16"/>
+              </w:rPr>
+              <w:t>含义</w:t>
+            </w:r>
+          </w:p>
+        </w:tc>
+        <w:tc>
+          <w:tcPr>
+            <w:tcW w:type="dxa" w:w="3324"/>
+          </w:tcPr>
+          <w:p>
+            <w:pPr>
+              <w:spacing w:before="0" w:after="0"/>
+            </w:pPr>
+            <w:r>
+              <w:rPr>
+                <w:rFonts w:ascii="Calibri" w:hAnsi="Calibri" w:eastAsia="宋体"/>
+                <w:b/>
+                <w:sz w:val="16"/>
+              </w:rPr>
+              <w:t>例句</w:t>
+            </w:r>
+          </w:p>
+        </w:tc>
+      </w:tr>
+      <w:tr>
+        <w:tc>
+          <w:tcPr>
+            <w:tcW w:type="dxa" w:w="3324"/>
+          </w:tcPr>
+          <w:p>
+            <w:pPr>
+              <w:spacing w:before="0" w:after="0"/>
+            </w:pPr>
+            <w:r>
+              <w:rPr>
+                <w:rFonts w:ascii="Calibri" w:hAnsi="Calibri" w:eastAsia="宋体"/>
+                <w:b w:val="0"/>
+                <w:sz w:val="16"/>
+              </w:rPr>
+              <w:t>would do</w:t>
+            </w:r>
+          </w:p>
+        </w:tc>
+        <w:tc>
+          <w:tcPr>
+            <w:tcW w:type="dxa" w:w="3324"/>
+          </w:tcPr>
+          <w:p>
+            <w:pPr>
+              <w:spacing w:before="0" w:after="0"/>
+            </w:pPr>
+            <w:r>
+              <w:rPr>
+                <w:rFonts w:ascii="Calibri" w:hAnsi="Calibri" w:eastAsia="宋体"/>
+                <w:b w:val="0"/>
+                <w:sz w:val="16"/>
+              </w:rPr>
+              <w:t>站在过去看将来</w:t>
+            </w:r>
+          </w:p>
+        </w:tc>
+        <w:tc>
+          <w:tcPr>
+            <w:tcW w:type="dxa" w:w="3324"/>
+          </w:tcPr>
+          <w:p>
+            <w:pPr>
+              <w:spacing w:before="0" w:after="0"/>
+            </w:pPr>
+            <w:r>
+              <w:rPr>
+                <w:rFonts w:ascii="Calibri" w:hAnsi="Calibri" w:eastAsia="宋体"/>
+                <w:b w:val="0"/>
+                <w:sz w:val="16"/>
+              </w:rPr>
+              <w:t>He said he would visit the site.</w:t>
+            </w:r>
+          </w:p>
+        </w:tc>
+      </w:tr>
+      <w:tr>
+        <w:tc>
+          <w:tcPr>
+            <w:tcW w:type="dxa" w:w="3324"/>
+          </w:tcPr>
+          <w:p>
+            <w:pPr>
+              <w:spacing w:before="0" w:after="0"/>
+            </w:pPr>
+            <w:r>
+              <w:rPr>
+                <w:rFonts w:ascii="Calibri" w:hAnsi="Calibri" w:eastAsia="宋体"/>
+                <w:b w:val="0"/>
+                <w:sz w:val="16"/>
+              </w:rPr>
+              <w:t>was/were going to do</w:t>
+            </w:r>
+          </w:p>
+        </w:tc>
+        <w:tc>
+          <w:tcPr>
+            <w:tcW w:type="dxa" w:w="3324"/>
+          </w:tcPr>
+          <w:p>
+            <w:pPr>
+              <w:spacing w:before="0" w:after="0"/>
+            </w:pPr>
+            <w:r>
+              <w:rPr>
+                <w:rFonts w:ascii="Calibri" w:hAnsi="Calibri" w:eastAsia="宋体"/>
+                <w:b w:val="0"/>
+                <w:sz w:val="16"/>
+              </w:rPr>
+              <w:t>过去打算做</w:t>
+            </w:r>
+          </w:p>
+        </w:tc>
+        <w:tc>
+          <w:tcPr>
+            <w:tcW w:type="dxa" w:w="3324"/>
+          </w:tcPr>
+          <w:p>
+            <w:pPr>
+              <w:spacing w:before="0" w:after="0"/>
+            </w:pPr>
+            <w:r>
+              <w:rPr>
+                <w:rFonts w:ascii="Calibri" w:hAnsi="Calibri" w:eastAsia="宋体"/>
+                <w:b w:val="0"/>
+                <w:sz w:val="16"/>
+              </w:rPr>
+              <w:t>We were going to leave at six.</w:t>
+            </w:r>
+          </w:p>
+        </w:tc>
+      </w:tr>
+      <w:tr>
+        <w:tc>
+          <w:tcPr>
+            <w:tcW w:type="dxa" w:w="3324"/>
+          </w:tcPr>
+          <w:p>
+            <w:pPr>
+              <w:spacing w:before="0" w:after="0"/>
+            </w:pPr>
+            <w:r>
+              <w:rPr>
+                <w:rFonts w:ascii="Calibri" w:hAnsi="Calibri" w:eastAsia="宋体"/>
+                <w:b w:val="0"/>
+                <w:sz w:val="16"/>
+              </w:rPr>
+              <w:t>was/were about to do</w:t>
+            </w:r>
+          </w:p>
+        </w:tc>
+        <w:tc>
+          <w:tcPr>
+            <w:tcW w:type="dxa" w:w="3324"/>
+          </w:tcPr>
+          <w:p>
+            <w:pPr>
+              <w:spacing w:before="0" w:after="0"/>
+            </w:pPr>
+            <w:r>
+              <w:rPr>
+                <w:rFonts w:ascii="Calibri" w:hAnsi="Calibri" w:eastAsia="宋体"/>
+                <w:b w:val="0"/>
+                <w:sz w:val="16"/>
+              </w:rPr>
+              <w:t>过去即将做</w:t>
+            </w:r>
+          </w:p>
+        </w:tc>
+        <w:tc>
+          <w:tcPr>
+            <w:tcW w:type="dxa" w:w="3324"/>
+          </w:tcPr>
+          <w:p>
+            <w:pPr>
+              <w:spacing w:before="0" w:after="0"/>
+            </w:pPr>
+            <w:r>
+              <w:rPr>
+                <w:rFonts w:ascii="Calibri" w:hAnsi="Calibri" w:eastAsia="宋体"/>
+                <w:b w:val="0"/>
+                <w:sz w:val="16"/>
+              </w:rPr>
+              <w:t>She was about to speak when the bell rang.</w:t>
+            </w:r>
+          </w:p>
+        </w:tc>
+      </w:tr>
+    </w:tbl>
+    <w:p>
+      <w:pPr>
+        <w:spacing w:after="0"/>
+      </w:pPr>
+    </w:p>
+    <w:p>
+      <w:pPr>
+        <w:spacing w:before="10" w:after="10" w:line="276" w:lineRule="auto"/>
+      </w:pPr>
+      <w:r>
+        <w:rPr>
+          <w:rFonts w:ascii="Calibri" w:hAnsi="Calibri" w:eastAsia="宋体"/>
+          <w:b/>
+          <w:sz w:val="18"/>
+        </w:rPr>
+        <w:t>用法</w:t>
+      </w:r>
+      <w:r>
+        <w:rPr>
+          <w:rFonts w:ascii="Calibri" w:hAnsi="Calibri" w:eastAsia="宋体"/>
+          <w:b w:val="0"/>
+          <w:sz w:val="18"/>
+        </w:rPr>
+        <w:t>：常用于宾语从句（said, thought, knew 之后）或叙述过去某时之后将发生的事。</w:t>
+      </w:r>
+    </w:p>
+    <w:p>
+      <w:pPr>
+        <w:spacing w:before="0" w:after="0" w:line="276" w:lineRule="auto"/>
+        <w:ind w:left="198"/>
+      </w:pPr>
+      <w:r>
+        <w:rPr>
+          <w:rFonts w:ascii="Calibri" w:hAnsi="Calibri" w:eastAsia="宋体"/>
+          <w:b w:val="0"/>
+          <w:sz w:val="18"/>
+        </w:rPr>
+        <w:t>1. 与一般将来时混用：He said he will come.（×，主句过去时，从句用 would）</w:t>
+      </w:r>
+    </w:p>
+    <w:p>
+      <w:pPr>
+        <w:spacing w:before="0" w:after="0" w:line="276" w:lineRule="auto"/>
+        <w:ind w:left="198"/>
+      </w:pPr>
+      <w:r>
+        <w:rPr>
+          <w:rFonts w:ascii="Calibri" w:hAnsi="Calibri" w:eastAsia="宋体"/>
+          <w:b w:val="0"/>
+          <w:sz w:val="18"/>
+        </w:rPr>
+        <w:t>2. was about to 后加具体时间：was about to leave at six（×，about to 强调"马上"，不加具体时间）</w:t>
+      </w:r>
+    </w:p>
+    <w:p>
+      <w:pPr>
+        <w:spacing w:before="0" w:after="0" w:line="276" w:lineRule="auto"/>
+        <w:ind w:left="198"/>
+      </w:pPr>
+      <w:r>
+        <w:rPr>
+          <w:rFonts w:ascii="Calibri" w:hAnsi="Calibri" w:eastAsia="宋体"/>
+          <w:b w:val="0"/>
+          <w:sz w:val="18"/>
+        </w:rPr>
+        <w:t>3. would 与 used to 混淆：would 只表"过去常做（带感情）"，used to 强调"现在不做了"</w:t>
+      </w:r>
+    </w:p>
+    <w:p>
+      <w:pPr>
+        <w:spacing w:before="0" w:after="0" w:line="276" w:lineRule="auto"/>
+        <w:ind w:left="198"/>
+      </w:pPr>
+      <w:r>
+        <w:rPr>
+          <w:rFonts w:ascii="Calibri" w:hAnsi="Calibri" w:eastAsia="宋体"/>
+          <w:b w:val="0"/>
+          <w:sz w:val="18"/>
+        </w:rPr>
+        <w:t xml:space="preserve">1. He told me he ________ (come) back the next week. → </w:t>
+      </w:r>
+      <w:r>
+        <w:rPr>
+          <w:rFonts w:ascii="Calibri" w:hAnsi="Calibri" w:eastAsia="宋体"/>
+          <w:b/>
+          <w:sz w:val="18"/>
+        </w:rPr>
+        <w:t>would come</w:t>
+      </w:r>
+    </w:p>
+    <w:p>
+      <w:pPr>
+        <w:spacing w:before="0" w:after="0" w:line="276" w:lineRule="auto"/>
+        <w:ind w:left="198"/>
+      </w:pPr>
+      <w:r>
+        <w:rPr>
+          <w:rFonts w:ascii="Calibri" w:hAnsi="Calibri" w:eastAsia="宋体"/>
+          <w:b w:val="0"/>
+          <w:sz w:val="18"/>
+        </w:rPr>
+        <w:t xml:space="preserve">2. They ________ (leave) when it began to rain. → </w:t>
+      </w:r>
+      <w:r>
+        <w:rPr>
+          <w:rFonts w:ascii="Calibri" w:hAnsi="Calibri" w:eastAsia="宋体"/>
+          <w:b/>
+          <w:sz w:val="18"/>
+        </w:rPr>
+        <w:t>were about to leave</w:t>
+      </w:r>
+    </w:p>
+    <w:p>
+      <w:pPr>
+        <w:spacing w:before="0" w:after="0" w:line="276" w:lineRule="auto"/>
+        <w:ind w:left="198"/>
+      </w:pPr>
+      <w:r>
+        <w:rPr>
+          <w:rFonts w:ascii="Calibri" w:hAnsi="Calibri" w:eastAsia="宋体"/>
+          <w:b w:val="0"/>
+          <w:sz w:val="18"/>
+        </w:rPr>
+        <w:t xml:space="preserve">3. 改错：She said she is going to visit the museum. → </w:t>
+      </w:r>
+      <w:r>
+        <w:rPr>
+          <w:rFonts w:ascii="Calibri" w:hAnsi="Calibri" w:eastAsia="宋体"/>
+          <w:b/>
+          <w:sz w:val="18"/>
+        </w:rPr>
+        <w:t>was going to</w:t>
+      </w:r>
+    </w:p>
+    <w:p>
+      <w:pPr>
+        <w:spacing w:before="120" w:after="40" w:line="276" w:lineRule="auto"/>
+      </w:pPr>
+      <w:r>
+        <w:rPr>
+          <w:rFonts w:ascii="Calibri" w:hAnsi="Calibri" w:eastAsia="宋体"/>
+          <w:b/>
+          <w:color w:val="14532D"/>
+          <w:sz w:val="21"/>
+        </w:rPr>
+        <w:t>✍️ 写作：旅行博客（travel blog）</w:t>
+      </w:r>
+    </w:p>
+    <w:p>
+      <w:pPr>
+        <w:spacing w:before="10" w:after="10" w:line="276" w:lineRule="auto"/>
+      </w:pPr>
+      <w:r>
+        <w:rPr>
+          <w:rFonts w:ascii="Calibri" w:hAnsi="Calibri" w:eastAsia="宋体"/>
+          <w:b/>
+          <w:sz w:val="18"/>
+        </w:rPr>
+        <w:t>结构</w:t>
+      </w:r>
+      <w:r>
+        <w:rPr>
+          <w:rFonts w:ascii="Calibri" w:hAnsi="Calibri" w:eastAsia="宋体"/>
+          <w:b w:val="0"/>
+          <w:sz w:val="18"/>
+        </w:rPr>
+        <w:t>：吸引人的标题 → 时间地点 → 2–3 个亮点（用过去时叙事）→ 实用建议 → 一句感受</w:t>
+      </w:r>
+    </w:p>
+    <w:p>
+      <w:pPr>
+        <w:spacing w:before="0" w:after="0" w:line="276" w:lineRule="auto"/>
+        <w:ind w:left="198"/>
+      </w:pPr>
+      <w:r>
+        <w:rPr>
+          <w:rFonts w:ascii="Calibri" w:hAnsi="Calibri" w:eastAsia="宋体"/>
+          <w:b w:val="0"/>
+          <w:sz w:val="18"/>
+        </w:rPr>
+        <w:t xml:space="preserve">1. </w:t>
+      </w:r>
+      <w:r>
+        <w:rPr>
+          <w:rFonts w:ascii="Calibri" w:hAnsi="Calibri" w:eastAsia="宋体"/>
+          <w:b/>
+          <w:sz w:val="18"/>
+        </w:rPr>
+        <w:t>If you ever get the chance, don't miss...</w:t>
+      </w:r>
+      <w:r>
+        <w:rPr>
+          <w:rFonts w:ascii="Calibri" w:hAnsi="Calibri" w:eastAsia="宋体"/>
+          <w:b w:val="0"/>
+          <w:sz w:val="18"/>
+        </w:rPr>
+        <w:t xml:space="preserve"> 有机会千万别错过……</w:t>
+      </w:r>
+    </w:p>
+    <w:p>
+      <w:pPr>
+        <w:spacing w:before="0" w:after="0" w:line="276" w:lineRule="auto"/>
+        <w:ind w:left="198"/>
+      </w:pPr>
+      <w:r>
+        <w:rPr>
+          <w:rFonts w:ascii="Calibri" w:hAnsi="Calibri" w:eastAsia="宋体"/>
+          <w:b w:val="0"/>
+          <w:sz w:val="18"/>
+        </w:rPr>
+        <w:t xml:space="preserve">2. </w:t>
+      </w:r>
+      <w:r>
+        <w:rPr>
+          <w:rFonts w:ascii="Calibri" w:hAnsi="Calibri" w:eastAsia="宋体"/>
+          <w:b/>
+          <w:sz w:val="18"/>
+        </w:rPr>
+        <w:t>The moment I stepped into..., I knew...</w:t>
+      </w:r>
+      <w:r>
+        <w:rPr>
+          <w:rFonts w:ascii="Calibri" w:hAnsi="Calibri" w:eastAsia="宋体"/>
+          <w:b w:val="0"/>
+          <w:sz w:val="18"/>
+        </w:rPr>
+        <w:t xml:space="preserve"> 我一走进……就知道……</w:t>
+      </w:r>
+    </w:p>
+    <w:p>
+      <w:pPr>
+        <w:spacing w:before="0" w:after="0" w:line="276" w:lineRule="auto"/>
+        <w:ind w:left="198"/>
+      </w:pPr>
+      <w:r>
+        <w:rPr>
+          <w:rFonts w:ascii="Calibri" w:hAnsi="Calibri" w:eastAsia="宋体"/>
+          <w:b w:val="0"/>
+          <w:sz w:val="18"/>
+        </w:rPr>
+        <w:t xml:space="preserve">3. </w:t>
+      </w:r>
+      <w:r>
+        <w:rPr>
+          <w:rFonts w:ascii="Calibri" w:hAnsi="Calibri" w:eastAsia="宋体"/>
+          <w:b/>
+          <w:sz w:val="18"/>
+        </w:rPr>
+        <w:t>What impressed me most was...</w:t>
+      </w:r>
+      <w:r>
+        <w:rPr>
+          <w:rFonts w:ascii="Calibri" w:hAnsi="Calibri" w:eastAsia="宋体"/>
+          <w:b w:val="0"/>
+          <w:sz w:val="18"/>
+        </w:rPr>
+        <w:t xml:space="preserve"> 最让我印象深刻的是……</w:t>
+      </w:r>
+    </w:p>
+    <w:p>
+      <w:pPr>
+        <w:spacing w:before="0" w:after="0" w:line="276" w:lineRule="auto"/>
+        <w:ind w:left="198"/>
+      </w:pPr>
+      <w:r>
+        <w:rPr>
+          <w:rFonts w:ascii="Calibri" w:hAnsi="Calibri" w:eastAsia="宋体"/>
+          <w:b w:val="0"/>
+          <w:sz w:val="18"/>
+        </w:rPr>
+        <w:t xml:space="preserve">4. </w:t>
+      </w:r>
+      <w:r>
+        <w:rPr>
+          <w:rFonts w:ascii="Calibri" w:hAnsi="Calibri" w:eastAsia="宋体"/>
+          <w:b/>
+          <w:sz w:val="18"/>
+        </w:rPr>
+        <w:t>A word of advice: ...</w:t>
+      </w:r>
+      <w:r>
+        <w:rPr>
+          <w:rFonts w:ascii="Calibri" w:hAnsi="Calibri" w:eastAsia="宋体"/>
+          <w:b w:val="0"/>
+          <w:sz w:val="18"/>
+        </w:rPr>
+        <w:t xml:space="preserve"> 一句建议：……</w:t>
+      </w:r>
+    </w:p>
+    <w:p>
+      <w:pPr>
+        <w:spacing w:before="0" w:after="0" w:line="276" w:lineRule="auto"/>
+        <w:ind w:left="198"/>
+      </w:pPr>
+      <w:r>
+        <w:rPr>
+          <w:rFonts w:ascii="Calibri" w:hAnsi="Calibri" w:eastAsia="宋体"/>
+          <w:b w:val="0"/>
+          <w:sz w:val="18"/>
+        </w:rPr>
+        <w:t xml:space="preserve">5. </w:t>
+      </w:r>
+      <w:r>
+        <w:rPr>
+          <w:rFonts w:ascii="Calibri" w:hAnsi="Calibri" w:eastAsia="宋体"/>
+          <w:b/>
+          <w:sz w:val="18"/>
+        </w:rPr>
+        <w:t>I left with a memory I will keep for ever.</w:t>
+      </w:r>
+      <w:r>
+        <w:rPr>
+          <w:rFonts w:ascii="Calibri" w:hAnsi="Calibri" w:eastAsia="宋体"/>
+          <w:b w:val="0"/>
+          <w:sz w:val="18"/>
+        </w:rPr>
+        <w:t xml:space="preserve"> 我带着一段永远珍藏的记忆离开。</w:t>
+      </w:r>
+    </w:p>
+    <w:p>
+      <w:pPr>
+        <w:spacing w:before="120" w:after="40" w:line="276" w:lineRule="auto"/>
+      </w:pPr>
+      <w:r>
+        <w:rPr>
+          <w:rFonts w:ascii="Calibri" w:hAnsi="Calibri" w:eastAsia="宋体"/>
+          <w:b/>
+          <w:color w:val="14532D"/>
+          <w:sz w:val="21"/>
+        </w:rPr>
+        <w:t>📖 阅读技能：扫读找细节（scanning）</w:t>
+      </w:r>
+    </w:p>
+    <w:p>
+      <w:pPr>
+        <w:spacing w:before="10" w:after="10" w:line="276" w:lineRule="auto"/>
+      </w:pPr>
+      <w:r>
+        <w:rPr>
+          <w:rFonts w:ascii="Calibri" w:hAnsi="Calibri" w:eastAsia="宋体"/>
+          <w:b w:val="0"/>
+          <w:sz w:val="18"/>
+        </w:rPr>
+        <w:t>先看题干中的</w:t>
+      </w:r>
+      <w:r>
+        <w:rPr>
+          <w:rFonts w:ascii="Calibri" w:hAnsi="Calibri" w:eastAsia="宋体"/>
+          <w:b/>
+          <w:sz w:val="18"/>
+        </w:rPr>
+        <w:t>关键词</w:t>
+      </w:r>
+      <w:r>
+        <w:rPr>
+          <w:rFonts w:ascii="Calibri" w:hAnsi="Calibri" w:eastAsia="宋体"/>
+          <w:b w:val="0"/>
+          <w:sz w:val="18"/>
+        </w:rPr>
+        <w:t>（人名、地名、数字、时间），再回到原文快速"扫"这些词，不必逐句读。找到关键词后，读它前后各一句，答案通常就在附近。</w:t>
+      </w:r>
+    </w:p>
+    <w:p>
+      <w:pPr>
+        <w:spacing w:before="120" w:after="40" w:line="276" w:lineRule="auto"/>
+      </w:pPr>
+      <w:r>
+        <w:rPr>
+          <w:rFonts w:ascii="Calibri" w:hAnsi="Calibri" w:eastAsia="宋体"/>
+          <w:b/>
+          <w:color w:val="14532D"/>
+          <w:sz w:val="21"/>
+        </w:rPr>
+        <w:t>例题 1 · L1 词汇</w:t>
+      </w:r>
+    </w:p>
+    <w:p>
+      <w:pPr>
+        <w:spacing w:before="10" w:after="10" w:line="276" w:lineRule="auto"/>
+      </w:pPr>
+      <w:r>
+        <w:rPr>
+          <w:rFonts w:ascii="Calibri" w:hAnsi="Calibri" w:eastAsia="宋体"/>
+          <w:b w:val="0"/>
+          <w:sz w:val="18"/>
+        </w:rPr>
+        <w:t>用方框中的词填空：destination / former / view / opportunity / transport</w:t>
+      </w:r>
+    </w:p>
+    <w:p>
+      <w:pPr>
+        <w:spacing w:before="0" w:after="0" w:line="276" w:lineRule="auto"/>
+        <w:ind w:left="198"/>
+      </w:pPr>
+      <w:r>
+        <w:rPr>
+          <w:rFonts w:ascii="Calibri" w:hAnsi="Calibri" w:eastAsia="宋体"/>
+          <w:b w:val="0"/>
+          <w:sz w:val="18"/>
+        </w:rPr>
+        <w:t>1. The ______ capital of the country is now a quiet town.</w:t>
+      </w:r>
+    </w:p>
+    <w:p>
+      <w:pPr>
+        <w:spacing w:before="0" w:after="0" w:line="276" w:lineRule="auto"/>
+        <w:ind w:left="198"/>
+      </w:pPr>
+      <w:r>
+        <w:rPr>
+          <w:rFonts w:ascii="Calibri" w:hAnsi="Calibri" w:eastAsia="宋体"/>
+          <w:b w:val="0"/>
+          <w:sz w:val="18"/>
+        </w:rPr>
+        <w:t>2. Public ______ in this city is cheap and clean.</w:t>
+      </w:r>
+    </w:p>
+    <w:p>
+      <w:pPr>
+        <w:spacing w:before="0" w:after="0" w:line="276" w:lineRule="auto"/>
+        <w:ind w:left="198"/>
+      </w:pPr>
+      <w:r>
+        <w:rPr>
+          <w:rFonts w:ascii="Calibri" w:hAnsi="Calibri" w:eastAsia="宋体"/>
+          <w:b w:val="0"/>
+          <w:sz w:val="18"/>
+        </w:rPr>
+        <w:t>3. From the top of the hill, the ______ is amazing.</w:t>
+      </w:r>
+    </w:p>
+    <w:p>
+      <w:pPr>
+        <w:spacing w:before="0" w:after="0" w:line="276" w:lineRule="auto"/>
+        <w:ind w:left="198"/>
+      </w:pPr>
+      <w:r>
+        <w:rPr>
+          <w:rFonts w:ascii="Calibri" w:hAnsi="Calibri" w:eastAsia="宋体"/>
+          <w:b w:val="0"/>
+          <w:sz w:val="18"/>
+        </w:rPr>
+        <w:t>4. Don't miss the ______ to try local food.</w:t>
+      </w:r>
+    </w:p>
+    <w:p>
+      <w:pPr>
+        <w:spacing w:before="0" w:after="0" w:line="276" w:lineRule="auto"/>
+        <w:ind w:left="198"/>
+      </w:pPr>
+      <w:r>
+        <w:rPr>
+          <w:rFonts w:ascii="Calibri" w:hAnsi="Calibri" w:eastAsia="宋体"/>
+          <w:b w:val="0"/>
+          <w:sz w:val="18"/>
+        </w:rPr>
+        <w:t>5. Our final ______ is a small village by the sea.</w:t>
+      </w:r>
+    </w:p>
+    <w:p>
+      <w:pPr>
+        <w:spacing w:before="10" w:after="10" w:line="276" w:lineRule="auto"/>
+      </w:pPr>
+      <w:r>
+        <w:rPr>
+          <w:rFonts w:ascii="Calibri" w:hAnsi="Calibri" w:eastAsia="宋体"/>
+          <w:b/>
+          <w:sz w:val="18"/>
+        </w:rPr>
+        <w:t>解析</w:t>
+      </w:r>
+      <w:r>
+        <w:rPr>
+          <w:rFonts w:ascii="Calibri" w:hAnsi="Calibri" w:eastAsia="宋体"/>
+          <w:b w:val="0"/>
+          <w:sz w:val="18"/>
+        </w:rPr>
+        <w:t>：1. former　2. transport　3. view　4. opportunity　5. destination</w:t>
+      </w:r>
+    </w:p>
+    <w:p>
+      <w:pPr>
+        <w:spacing w:before="10" w:after="10" w:line="276" w:lineRule="auto"/>
+      </w:pPr>
+      <w:r>
+        <w:rPr>
+          <w:rFonts w:ascii="Calibri" w:hAnsi="Calibri" w:eastAsia="宋体"/>
+          <w:b/>
+          <w:sz w:val="18"/>
+        </w:rPr>
+        <w:t>💥 陷阱</w:t>
+      </w:r>
+      <w:r>
+        <w:rPr>
+          <w:rFonts w:ascii="Calibri" w:hAnsi="Calibri" w:eastAsia="宋体"/>
+          <w:b w:val="0"/>
+          <w:sz w:val="18"/>
+        </w:rPr>
+        <w:t>：第 1 题容易填 historic，但"旧都"强调"以前的"，用 former。</w:t>
+      </w:r>
+    </w:p>
+    <w:p>
+      <w:pPr>
+        <w:spacing w:before="10" w:after="10" w:line="276" w:lineRule="auto"/>
+      </w:pPr>
+      <w:r>
+        <w:rPr>
+          <w:rFonts w:ascii="Calibri" w:hAnsi="Calibri" w:eastAsia="宋体"/>
+          <w:b/>
+          <w:sz w:val="18"/>
+        </w:rPr>
+        <w:t>变式</w:t>
+      </w:r>
+      <w:r>
+        <w:rPr>
+          <w:rFonts w:ascii="Calibri" w:hAnsi="Calibri" w:eastAsia="宋体"/>
+          <w:b w:val="0"/>
+          <w:sz w:val="18"/>
+        </w:rPr>
+        <w:t>：用 contribute to 造句，表达"旅游业促进了这座城市的发展"。→ Tourism contributes to the development of the city.</w:t>
+      </w:r>
+    </w:p>
+    <w:p>
+      <w:pPr>
+        <w:spacing w:before="120" w:after="40" w:line="276" w:lineRule="auto"/>
+      </w:pPr>
+      <w:r>
+        <w:rPr>
+          <w:rFonts w:ascii="Calibri" w:hAnsi="Calibri" w:eastAsia="宋体"/>
+          <w:b/>
+          <w:color w:val="14532D"/>
+          <w:sz w:val="21"/>
+        </w:rPr>
+        <w:t>例题 2 · L2 语法</w:t>
+      </w:r>
+    </w:p>
+    <w:p>
+      <w:pPr>
+        <w:spacing w:before="10" w:after="10" w:line="276" w:lineRule="auto"/>
+      </w:pPr>
+      <w:r>
+        <w:rPr>
+          <w:rFonts w:ascii="Calibri" w:hAnsi="Calibri" w:eastAsia="宋体"/>
+          <w:b w:val="0"/>
+          <w:sz w:val="18"/>
+        </w:rPr>
+        <w:t>把下列句子改为过去将来时（主句用过去时）：</w:t>
+      </w:r>
+    </w:p>
+    <w:p>
+      <w:pPr>
+        <w:spacing w:before="0" w:after="0" w:line="276" w:lineRule="auto"/>
+        <w:ind w:left="198"/>
+      </w:pPr>
+      <w:r>
+        <w:rPr>
+          <w:rFonts w:ascii="Calibri" w:hAnsi="Calibri" w:eastAsia="宋体"/>
+          <w:b w:val="0"/>
+          <w:sz w:val="18"/>
+        </w:rPr>
+        <w:t>1. She says she will visit the old town.</w:t>
+      </w:r>
+    </w:p>
+    <w:p>
+      <w:pPr>
+        <w:spacing w:before="0" w:after="0" w:line="276" w:lineRule="auto"/>
+        <w:ind w:left="198"/>
+      </w:pPr>
+      <w:r>
+        <w:rPr>
+          <w:rFonts w:ascii="Calibri" w:hAnsi="Calibri" w:eastAsia="宋体"/>
+          <w:b w:val="0"/>
+          <w:sz w:val="18"/>
+        </w:rPr>
+        <w:t>2. They are going to take the train.</w:t>
+      </w:r>
+    </w:p>
+    <w:p>
+      <w:pPr>
+        <w:spacing w:before="0" w:after="0" w:line="276" w:lineRule="auto"/>
+        <w:ind w:left="198"/>
+      </w:pPr>
+      <w:r>
+        <w:rPr>
+          <w:rFonts w:ascii="Calibri" w:hAnsi="Calibri" w:eastAsia="宋体"/>
+          <w:b w:val="0"/>
+          <w:sz w:val="18"/>
+        </w:rPr>
+        <w:t>3. We are about to leave.</w:t>
+      </w:r>
+    </w:p>
+    <w:p>
+      <w:pPr>
+        <w:spacing w:before="10" w:after="10" w:line="276" w:lineRule="auto"/>
+      </w:pPr>
+      <w:r>
+        <w:rPr>
+          <w:rFonts w:ascii="Calibri" w:hAnsi="Calibri" w:eastAsia="宋体"/>
+          <w:b/>
+          <w:sz w:val="18"/>
+        </w:rPr>
+        <w:t>解析</w:t>
+      </w:r>
+      <w:r>
+        <w:rPr>
+          <w:rFonts w:ascii="Calibri" w:hAnsi="Calibri" w:eastAsia="宋体"/>
+          <w:b w:val="0"/>
+          <w:sz w:val="18"/>
+        </w:rPr>
+        <w:t>：</w:t>
+      </w:r>
+    </w:p>
+    <w:p>
+      <w:pPr>
+        <w:spacing w:before="0" w:after="0" w:line="276" w:lineRule="auto"/>
+        <w:ind w:left="198"/>
+      </w:pPr>
+      <w:r>
+        <w:rPr>
+          <w:rFonts w:ascii="Calibri" w:hAnsi="Calibri" w:eastAsia="宋体"/>
+          <w:b w:val="0"/>
+          <w:sz w:val="18"/>
+        </w:rPr>
+        <w:t xml:space="preserve">1. She said she </w:t>
+      </w:r>
+      <w:r>
+        <w:rPr>
+          <w:rFonts w:ascii="Calibri" w:hAnsi="Calibri" w:eastAsia="宋体"/>
+          <w:b/>
+          <w:sz w:val="18"/>
+        </w:rPr>
+        <w:t>would visit</w:t>
+      </w:r>
+      <w:r>
+        <w:rPr>
+          <w:rFonts w:ascii="Calibri" w:hAnsi="Calibri" w:eastAsia="宋体"/>
+          <w:b w:val="0"/>
+          <w:sz w:val="18"/>
+        </w:rPr>
+        <w:t xml:space="preserve"> the old town.</w:t>
+      </w:r>
+    </w:p>
+    <w:p>
+      <w:pPr>
+        <w:spacing w:before="0" w:after="0" w:line="276" w:lineRule="auto"/>
+        <w:ind w:left="198"/>
+      </w:pPr>
+      <w:r>
+        <w:rPr>
+          <w:rFonts w:ascii="Calibri" w:hAnsi="Calibri" w:eastAsia="宋体"/>
+          <w:b w:val="0"/>
+          <w:sz w:val="18"/>
+        </w:rPr>
+        <w:t xml:space="preserve">2. They said they </w:t>
+      </w:r>
+      <w:r>
+        <w:rPr>
+          <w:rFonts w:ascii="Calibri" w:hAnsi="Calibri" w:eastAsia="宋体"/>
+          <w:b/>
+          <w:sz w:val="18"/>
+        </w:rPr>
+        <w:t>were going to take</w:t>
+      </w:r>
+      <w:r>
+        <w:rPr>
+          <w:rFonts w:ascii="Calibri" w:hAnsi="Calibri" w:eastAsia="宋体"/>
+          <w:b w:val="0"/>
+          <w:sz w:val="18"/>
+        </w:rPr>
+        <w:t xml:space="preserve"> the train.</w:t>
+      </w:r>
+    </w:p>
+    <w:p>
+      <w:pPr>
+        <w:spacing w:before="0" w:after="0" w:line="276" w:lineRule="auto"/>
+        <w:ind w:left="198"/>
+      </w:pPr>
+      <w:r>
+        <w:rPr>
+          <w:rFonts w:ascii="Calibri" w:hAnsi="Calibri" w:eastAsia="宋体"/>
+          <w:b w:val="0"/>
+          <w:sz w:val="18"/>
+        </w:rPr>
+        <w:t xml:space="preserve">3. We </w:t>
+      </w:r>
+      <w:r>
+        <w:rPr>
+          <w:rFonts w:ascii="Calibri" w:hAnsi="Calibri" w:eastAsia="宋体"/>
+          <w:b/>
+          <w:sz w:val="18"/>
+        </w:rPr>
+        <w:t>were about to leave</w:t>
+      </w:r>
+      <w:r>
+        <w:rPr>
+          <w:rFonts w:ascii="Calibri" w:hAnsi="Calibri" w:eastAsia="宋体"/>
+          <w:b w:val="0"/>
+          <w:sz w:val="18"/>
+        </w:rPr>
+        <w:t xml:space="preserve"> when he called.</w:t>
+      </w:r>
+    </w:p>
+    <w:p>
+      <w:pPr>
+        <w:spacing w:before="10" w:after="10" w:line="276" w:lineRule="auto"/>
+      </w:pPr>
+      <w:r>
+        <w:rPr>
+          <w:rFonts w:ascii="Calibri" w:hAnsi="Calibri" w:eastAsia="宋体"/>
+          <w:b/>
+          <w:sz w:val="18"/>
+        </w:rPr>
+        <w:t>💥 陷阱</w:t>
+      </w:r>
+      <w:r>
+        <w:rPr>
+          <w:rFonts w:ascii="Calibri" w:hAnsi="Calibri" w:eastAsia="宋体"/>
+          <w:b w:val="0"/>
+          <w:sz w:val="18"/>
+        </w:rPr>
+        <w:t>：第 2 题把 are going to 只改成 was going to，忘记主谓一致（they → were）。</w:t>
+      </w:r>
+    </w:p>
+    <w:p>
+      <w:pPr>
+        <w:spacing w:before="10" w:after="10" w:line="276" w:lineRule="auto"/>
+      </w:pPr>
+      <w:r>
+        <w:rPr>
+          <w:rFonts w:ascii="Calibri" w:hAnsi="Calibri" w:eastAsia="宋体"/>
+          <w:b/>
+          <w:sz w:val="18"/>
+        </w:rPr>
+        <w:t>变式</w:t>
+      </w:r>
+      <w:r>
+        <w:rPr>
+          <w:rFonts w:ascii="Calibri" w:hAnsi="Calibri" w:eastAsia="宋体"/>
+          <w:b w:val="0"/>
+          <w:sz w:val="18"/>
+        </w:rPr>
+        <w:t>：把 "He told me he would come back soon." 改为直接引语。→ He said to me, "I will come back soon."</w:t>
+      </w:r>
+    </w:p>
+    <w:p>
+      <w:pPr>
+        <w:spacing w:before="120" w:after="40" w:line="276" w:lineRule="auto"/>
+      </w:pPr>
+      <w:r>
+        <w:rPr>
+          <w:rFonts w:ascii="Calibri" w:hAnsi="Calibri" w:eastAsia="宋体"/>
+          <w:b/>
+          <w:color w:val="14532D"/>
+          <w:sz w:val="21"/>
+        </w:rPr>
+        <w:t>例题 3 · L3 翻译</w:t>
+      </w:r>
+    </w:p>
+    <w:p>
+      <w:pPr>
+        <w:spacing w:before="10" w:after="10" w:line="276" w:lineRule="auto"/>
+      </w:pPr>
+      <w:r>
+        <w:rPr>
+          <w:rFonts w:ascii="Calibri" w:hAnsi="Calibri" w:eastAsia="宋体"/>
+          <w:b w:val="0"/>
+          <w:sz w:val="18"/>
+        </w:rPr>
+        <w:t>翻译下列句子：</w:t>
+      </w:r>
+    </w:p>
+    <w:p>
+      <w:pPr>
+        <w:spacing w:before="0" w:after="0" w:line="276" w:lineRule="auto"/>
+        <w:ind w:left="198"/>
+      </w:pPr>
+      <w:r>
+        <w:rPr>
+          <w:rFonts w:ascii="Calibri" w:hAnsi="Calibri" w:eastAsia="宋体"/>
+          <w:b w:val="0"/>
+          <w:sz w:val="18"/>
+        </w:rPr>
+        <w:t>1. 这座桥可以追溯到明朝，每年吸引数百万游客。</w:t>
+      </w:r>
+    </w:p>
+    <w:p>
+      <w:pPr>
+        <w:spacing w:before="0" w:after="0" w:line="276" w:lineRule="auto"/>
+        <w:ind w:left="198"/>
+      </w:pPr>
+      <w:r>
+        <w:rPr>
+          <w:rFonts w:ascii="Calibri" w:hAnsi="Calibri" w:eastAsia="宋体"/>
+          <w:b w:val="0"/>
+          <w:sz w:val="18"/>
+        </w:rPr>
+        <w:t>2. 我们本来打算第二天去博物馆，但一场大雨使我们改变了计划。</w:t>
+      </w:r>
+    </w:p>
+    <w:p>
+      <w:pPr>
+        <w:spacing w:before="0" w:after="0" w:line="276" w:lineRule="auto"/>
+        <w:ind w:left="198"/>
+      </w:pPr>
+      <w:r>
+        <w:rPr>
+          <w:rFonts w:ascii="Calibri" w:hAnsi="Calibri" w:eastAsia="宋体"/>
+          <w:b w:val="0"/>
+          <w:sz w:val="18"/>
+        </w:rPr>
+        <w:t>3. 在我看来，旅行的意义不在于目的地，而在于沿途的发现。</w:t>
+      </w:r>
+    </w:p>
+    <w:p>
+      <w:pPr>
+        <w:spacing w:before="10" w:after="10" w:line="276" w:lineRule="auto"/>
+      </w:pPr>
+      <w:r>
+        <w:rPr>
+          <w:rFonts w:ascii="Calibri" w:hAnsi="Calibri" w:eastAsia="宋体"/>
+          <w:b/>
+          <w:sz w:val="18"/>
+        </w:rPr>
+        <w:t>参考译文</w:t>
+      </w:r>
+      <w:r>
+        <w:rPr>
+          <w:rFonts w:ascii="Calibri" w:hAnsi="Calibri" w:eastAsia="宋体"/>
+          <w:b w:val="0"/>
+          <w:sz w:val="18"/>
+        </w:rPr>
+        <w:t>：</w:t>
+      </w:r>
+    </w:p>
+    <w:p>
+      <w:pPr>
+        <w:spacing w:before="0" w:after="0" w:line="276" w:lineRule="auto"/>
+        <w:ind w:left="198"/>
+      </w:pPr>
+      <w:r>
+        <w:rPr>
+          <w:rFonts w:ascii="Calibri" w:hAnsi="Calibri" w:eastAsia="宋体"/>
+          <w:b w:val="0"/>
+          <w:sz w:val="18"/>
+        </w:rPr>
+        <w:t xml:space="preserve">1. The bridge </w:t>
+      </w:r>
+      <w:r>
+        <w:rPr>
+          <w:rFonts w:ascii="Calibri" w:hAnsi="Calibri" w:eastAsia="宋体"/>
+          <w:b/>
+          <w:sz w:val="18"/>
+        </w:rPr>
+        <w:t>dates back to</w:t>
+      </w:r>
+      <w:r>
+        <w:rPr>
+          <w:rFonts w:ascii="Calibri" w:hAnsi="Calibri" w:eastAsia="宋体"/>
+          <w:b w:val="0"/>
+          <w:sz w:val="18"/>
+        </w:rPr>
+        <w:t xml:space="preserve"> the Ming Dynasty and attracts </w:t>
+      </w:r>
+      <w:r>
+        <w:rPr>
+          <w:rFonts w:ascii="Calibri" w:hAnsi="Calibri" w:eastAsia="宋体"/>
+          <w:b/>
+          <w:sz w:val="18"/>
+        </w:rPr>
+        <w:t>millions of</w:t>
+      </w:r>
+      <w:r>
+        <w:rPr>
+          <w:rFonts w:ascii="Calibri" w:hAnsi="Calibri" w:eastAsia="宋体"/>
+          <w:b w:val="0"/>
+          <w:sz w:val="18"/>
+        </w:rPr>
+        <w:t xml:space="preserve"> visitors every year.</w:t>
+      </w:r>
+    </w:p>
+    <w:p>
+      <w:pPr>
+        <w:spacing w:before="0" w:after="0" w:line="276" w:lineRule="auto"/>
+        <w:ind w:left="198"/>
+      </w:pPr>
+      <w:r>
+        <w:rPr>
+          <w:rFonts w:ascii="Calibri" w:hAnsi="Calibri" w:eastAsia="宋体"/>
+          <w:b w:val="0"/>
+          <w:sz w:val="18"/>
+        </w:rPr>
+        <w:t xml:space="preserve">2. We </w:t>
+      </w:r>
+      <w:r>
+        <w:rPr>
+          <w:rFonts w:ascii="Calibri" w:hAnsi="Calibri" w:eastAsia="宋体"/>
+          <w:b/>
+          <w:sz w:val="18"/>
+        </w:rPr>
+        <w:t>were going to</w:t>
+      </w:r>
+      <w:r>
+        <w:rPr>
+          <w:rFonts w:ascii="Calibri" w:hAnsi="Calibri" w:eastAsia="宋体"/>
+          <w:b w:val="0"/>
+          <w:sz w:val="18"/>
+        </w:rPr>
+        <w:t xml:space="preserve"> visit the museum the next day, but a heavy rain made us change our plan.</w:t>
+      </w:r>
+    </w:p>
+    <w:p>
+      <w:pPr>
+        <w:spacing w:before="0" w:after="0" w:line="276" w:lineRule="auto"/>
+        <w:ind w:left="198"/>
+      </w:pPr>
+      <w:r>
+        <w:rPr>
+          <w:rFonts w:ascii="Calibri" w:hAnsi="Calibri" w:eastAsia="宋体"/>
+          <w:b w:val="0"/>
+          <w:sz w:val="18"/>
+        </w:rPr>
+        <w:t xml:space="preserve">3. </w:t>
+      </w:r>
+      <w:r>
+        <w:rPr>
+          <w:rFonts w:ascii="Calibri" w:hAnsi="Calibri" w:eastAsia="宋体"/>
+          <w:b/>
+          <w:sz w:val="18"/>
+        </w:rPr>
+        <w:t>In my view</w:t>
+      </w:r>
+      <w:r>
+        <w:rPr>
+          <w:rFonts w:ascii="Calibri" w:hAnsi="Calibri" w:eastAsia="宋体"/>
+          <w:b w:val="0"/>
+          <w:sz w:val="18"/>
+        </w:rPr>
+        <w:t xml:space="preserve">, the meaning of travel lies not in the </w:t>
+      </w:r>
+      <w:r>
+        <w:rPr>
+          <w:rFonts w:ascii="Calibri" w:hAnsi="Calibri" w:eastAsia="宋体"/>
+          <w:b/>
+          <w:sz w:val="18"/>
+        </w:rPr>
+        <w:t>destination</w:t>
+      </w:r>
+      <w:r>
+        <w:rPr>
+          <w:rFonts w:ascii="Calibri" w:hAnsi="Calibri" w:eastAsia="宋体"/>
+          <w:b w:val="0"/>
+          <w:sz w:val="18"/>
+        </w:rPr>
+        <w:t xml:space="preserve"> but in the discoveries along the way.</w:t>
+      </w:r>
+    </w:p>
+    <w:p>
+      <w:pPr>
+        <w:spacing w:before="10" w:after="10" w:line="276" w:lineRule="auto"/>
+      </w:pPr>
+      <w:r>
+        <w:rPr>
+          <w:rFonts w:ascii="Calibri" w:hAnsi="Calibri" w:eastAsia="宋体"/>
+          <w:b/>
+          <w:sz w:val="18"/>
+        </w:rPr>
+        <w:t>采分点</w:t>
+      </w:r>
+      <w:r>
+        <w:rPr>
+          <w:rFonts w:ascii="Calibri" w:hAnsi="Calibri" w:eastAsia="宋体"/>
+          <w:b w:val="0"/>
+          <w:sz w:val="18"/>
+        </w:rPr>
+        <w:t>：① date back to + millions of；② were going to + make somebody do；③ in my view + not...but...</w:t>
+      </w:r>
+    </w:p>
+    <w:p>
+      <w:pPr>
+        <w:spacing w:before="10" w:after="10" w:line="276" w:lineRule="auto"/>
+      </w:pPr>
+      <w:r>
+        <w:rPr>
+          <w:rFonts w:ascii="Calibri" w:hAnsi="Calibri" w:eastAsia="宋体"/>
+          <w:b/>
+          <w:sz w:val="18"/>
+        </w:rPr>
+        <w:t>💥 陷阱</w:t>
+      </w:r>
+      <w:r>
+        <w:rPr>
+          <w:rFonts w:ascii="Calibri" w:hAnsi="Calibri" w:eastAsia="宋体"/>
+          <w:b w:val="0"/>
+          <w:sz w:val="18"/>
+        </w:rPr>
+        <w:t>：第 1 句 date back to 用成被动（is dated back to）；第 3 句 not...but... 结构不完整。</w:t>
+      </w:r>
+    </w:p>
+    <w:p>
+      <w:pPr>
+        <w:spacing w:before="10" w:after="10" w:line="276" w:lineRule="auto"/>
+      </w:pPr>
+      <w:r>
+        <w:rPr>
+          <w:rFonts w:ascii="Calibri" w:hAnsi="Calibri" w:eastAsia="宋体"/>
+          <w:b/>
+          <w:sz w:val="18"/>
+        </w:rPr>
+        <w:t>变式</w:t>
+      </w:r>
+      <w:r>
+        <w:rPr>
+          <w:rFonts w:ascii="Calibri" w:hAnsi="Calibri" w:eastAsia="宋体"/>
+          <w:b w:val="0"/>
+          <w:sz w:val="18"/>
+        </w:rPr>
+        <w:t>：把第 1 句改为定语从句：The bridge, which dates back to the Ming Dynasty, attracts millions of visitors every year.</w:t>
+      </w:r>
+    </w:p>
+    <w:p>
+      <w:pPr>
+        <w:spacing w:before="120" w:after="40" w:line="276" w:lineRule="auto"/>
+      </w:pPr>
+      <w:r>
+        <w:rPr>
+          <w:rFonts w:ascii="Calibri" w:hAnsi="Calibri" w:eastAsia="宋体"/>
+          <w:b/>
+          <w:color w:val="14532D"/>
+          <w:sz w:val="21"/>
+        </w:rPr>
+        <w:t>⏱️ 限时挑战（60 秒）</w:t>
+      </w:r>
+    </w:p>
+    <w:p>
+      <w:pPr>
+        <w:spacing w:before="10" w:after="10" w:line="276" w:lineRule="auto"/>
+      </w:pPr>
+      <w:r>
+        <w:rPr>
+          <w:rFonts w:ascii="Calibri" w:hAnsi="Calibri" w:eastAsia="宋体"/>
+          <w:b w:val="0"/>
+          <w:sz w:val="18"/>
+        </w:rPr>
+        <w:t>① "historic site" 的意思？② "be about to do" 能否与 at six 连用？③ "in memory of" 的意思？</w:t>
+      </w:r>
+    </w:p>
+    <w:p>
+      <w:pPr>
+        <w:spacing w:before="10" w:after="10" w:line="276" w:lineRule="auto"/>
+        <w:ind w:left="198"/>
+      </w:pPr>
+      <w:r>
+        <w:rPr>
+          <w:rFonts w:ascii="Calibri" w:hAnsi="Calibri" w:eastAsia="宋体"/>
+          <w:b w:val="0"/>
+          <w:color w:val="333333"/>
+          <w:sz w:val="18"/>
+        </w:rPr>
+        <w:t>答案：① 历史遗址　② 不能（about to 强调"马上"）　③ 为了纪念</w:t>
+      </w:r>
+    </w:p>
+    <w:p>
+      <w:pPr>
+        <w:spacing w:before="120" w:after="40" w:line="276" w:lineRule="auto"/>
+      </w:pPr>
+      <w:r>
+        <w:rPr>
+          <w:rFonts w:ascii="Calibri" w:hAnsi="Calibri" w:eastAsia="宋体"/>
+          <w:b/>
+          <w:color w:val="14532D"/>
+          <w:sz w:val="21"/>
+        </w:rPr>
+        <w:t>✅ 接下来做什么</w:t>
+      </w:r>
+    </w:p>
+    <w:p>
+      <w:pPr>
+        <w:spacing w:before="0" w:after="0" w:line="276" w:lineRule="auto"/>
+        <w:ind w:left="198"/>
+      </w:pPr>
+      <w:r>
+        <w:rPr>
+          <w:rFonts w:ascii="Calibri" w:hAnsi="Calibri" w:eastAsia="宋体"/>
+          <w:b w:val="0"/>
+          <w:sz w:val="18"/>
+        </w:rPr>
+        <w:t xml:space="preserve">• </w:t>
+      </w:r>
+      <w:r>
+        <w:rPr>
+          <w:rFonts w:ascii="Calibri" w:hAnsi="Calibri" w:eastAsia="宋体"/>
+          <w:b/>
+          <w:sz w:val="18"/>
+        </w:rPr>
+        <w:t>3 道全对</w:t>
+      </w:r>
+      <w:r>
+        <w:rPr>
+          <w:rFonts w:ascii="Calibri" w:hAnsi="Calibri" w:eastAsia="宋体"/>
+          <w:b w:val="0"/>
+          <w:sz w:val="18"/>
+        </w:rPr>
+        <w:t xml:space="preserve"> → 进入 E-1.3；词汇直接默写"本单元必背 10 词"。</w:t>
+      </w:r>
+    </w:p>
+    <w:p>
+      <w:pPr>
+        <w:spacing w:before="0" w:after="0" w:line="276" w:lineRule="auto"/>
+        <w:ind w:left="198"/>
+      </w:pPr>
+      <w:r>
+        <w:rPr>
+          <w:rFonts w:ascii="Calibri" w:hAnsi="Calibri" w:eastAsia="宋体"/>
+          <w:b w:val="0"/>
+          <w:sz w:val="18"/>
+        </w:rPr>
+        <w:t xml:space="preserve">• </w:t>
+      </w:r>
+      <w:r>
+        <w:rPr>
+          <w:rFonts w:ascii="Calibri" w:hAnsi="Calibri" w:eastAsia="宋体"/>
+          <w:b/>
+          <w:sz w:val="18"/>
+        </w:rPr>
+        <w:t>对 2 道</w:t>
+      </w:r>
+      <w:r>
+        <w:rPr>
+          <w:rFonts w:ascii="Calibri" w:hAnsi="Calibri" w:eastAsia="宋体"/>
+          <w:b w:val="0"/>
+          <w:sz w:val="18"/>
+        </w:rPr>
+        <w:t xml:space="preserve"> → 重读"语法"与"写作"，再做例题 2、3。</w:t>
+      </w:r>
+    </w:p>
+    <w:p>
+      <w:pPr>
+        <w:spacing w:before="0" w:after="0" w:line="276" w:lineRule="auto"/>
+        <w:ind w:left="198"/>
+      </w:pPr>
+      <w:r>
+        <w:rPr>
+          <w:rFonts w:ascii="Calibri" w:hAnsi="Calibri" w:eastAsia="宋体"/>
+          <w:b w:val="0"/>
+          <w:sz w:val="18"/>
+        </w:rPr>
+        <w:t xml:space="preserve">• </w:t>
+      </w:r>
+      <w:r>
+        <w:rPr>
+          <w:rFonts w:ascii="Calibri" w:hAnsi="Calibri" w:eastAsia="宋体"/>
+          <w:b/>
+          <w:sz w:val="18"/>
+        </w:rPr>
+        <w:t>对 0–1 道</w:t>
+      </w:r>
+      <w:r>
+        <w:rPr>
+          <w:rFonts w:ascii="Calibri" w:hAnsi="Calibri" w:eastAsia="宋体"/>
+          <w:b w:val="0"/>
+          <w:sz w:val="18"/>
+        </w:rPr>
+        <w:t xml:space="preserve"> → 从"核心词汇"顺序读到例题 3，再背词表。</w:t>
+      </w:r>
+    </w:p>
+    <w:p>
+      <w:pPr>
+        <w:spacing w:before="10" w:after="10" w:line="276" w:lineRule="auto"/>
+        <w:ind w:left="198"/>
+      </w:pPr>
+      <w:r>
+        <w:rPr>
+          <w:rFonts w:ascii="Calibri" w:hAnsi="Calibri" w:eastAsia="宋体"/>
+          <w:b/>
+          <w:color w:val="333333"/>
+          <w:sz w:val="18"/>
+        </w:rPr>
+        <w:t>过关线</w:t>
+      </w:r>
+      <w:r>
+        <w:rPr>
+          <w:rFonts w:ascii="Calibri" w:hAnsi="Calibri" w:eastAsia="宋体"/>
+          <w:b w:val="0"/>
+          <w:color w:val="333333"/>
+          <w:sz w:val="18"/>
+        </w:rPr>
+        <w:t>：期中做到例题 2｜期末做到例题 3 和变式。</w:t>
+      </w:r>
+    </w:p>
+    <w:p>
+      <w:pPr>
+        <w:spacing w:before="120" w:after="40" w:line="276" w:lineRule="auto"/>
+      </w:pPr>
+      <w:r>
+        <w:rPr>
+          <w:rFonts w:ascii="Calibri" w:hAnsi="Calibri" w:eastAsia="宋体"/>
+          <w:b/>
+          <w:color w:val="14532D"/>
+          <w:sz w:val="21"/>
+        </w:rPr>
+        <w:t>🧠 本单元必背 10 词</w:t>
+      </w:r>
+    </w:p>
+    <w:p>
+      <w:pPr>
+        <w:spacing w:before="10" w:after="10" w:line="276" w:lineRule="auto"/>
+      </w:pPr>
+      <w:r>
+        <w:rPr>
+          <w:rFonts w:ascii="Calibri" w:hAnsi="Calibri" w:eastAsia="宋体"/>
+          <w:b w:val="0"/>
+          <w:sz w:val="18"/>
+        </w:rPr>
+        <w:t>destination, historic, former, view, memory, contribute, opportunity, transport, disappoint, adventure</w:t>
+      </w:r>
+    </w:p>
     <w:sectPr>
       <w:pgSz w:w="12240" w:h="15840"/>
       <w:pgMar w:top="1020" w:right="1134" w:bottom="907" w:left="1134" w:header="720" w:footer="720" w:gutter="0"/>
